--- a/1o semestre/2000201 - Módulo de Fundamentos 1.docx
+++ b/1o semestre/2000201 - Módulo de Fundamentos 1.docx
@@ -73,16 +73,8 @@
               <w:rPr>
                 <w:rFonts w:ascii="Arial" w:eastAsia="Arial" w:hAnsi="Arial" w:cs="Arial"/>
               </w:rPr>
-              <w:t xml:space="preserve">1.  Código / </w:t>
-            </w:r>
-            <w:proofErr w:type="spellStart"/>
-            <w:r>
-              <w:rPr>
-                <w:rFonts w:ascii="Arial" w:eastAsia="Arial" w:hAnsi="Arial" w:cs="Arial"/>
-              </w:rPr>
-              <w:t>Code</w:t>
-            </w:r>
-            <w:proofErr w:type="spellEnd"/>
+              <w:t>1.  Código / Code</w:t>
+            </w:r>
           </w:p>
         </w:tc>
         <w:tc>
@@ -204,18 +196,8 @@
                 <w:i/>
                 <w:color w:val="000000"/>
               </w:rPr>
-              <w:t xml:space="preserve">Complete Discipline </w:t>
-            </w:r>
-            <w:proofErr w:type="spellStart"/>
-            <w:r>
-              <w:rPr>
-                <w:rFonts w:ascii="Arial" w:eastAsia="Arial" w:hAnsi="Arial" w:cs="Arial"/>
-                <w:i/>
-                <w:color w:val="000000"/>
-              </w:rPr>
-              <w:t>Program</w:t>
-            </w:r>
-            <w:proofErr w:type="spellEnd"/>
+              <w:t>Complete Discipline Program</w:t>
+            </w:r>
           </w:p>
         </w:tc>
         <w:tc>
@@ -475,16 +457,15 @@
                 <w:b/>
                 <w:color w:val="000000"/>
               </w:rPr>
-              <w:t xml:space="preserve">   </w:t>
-            </w:r>
-            <w:proofErr w:type="gramStart"/>
+              <w:t xml:space="preserve">   /  </w:t>
+            </w:r>
             <w:r>
               <w:rPr>
                 <w:rFonts w:ascii="Arial" w:eastAsia="Arial" w:hAnsi="Arial" w:cs="Arial"/>
                 <w:b/>
-                <w:color w:val="000000"/>
-              </w:rPr>
-              <w:t xml:space="preserve">/  </w:t>
+                <w:i/>
+              </w:rPr>
+              <w:t xml:space="preserve">Foundation Course </w:t>
             </w:r>
             <w:r>
               <w:rPr>
@@ -492,16 +473,7 @@
                 <w:b/>
                 <w:i/>
               </w:rPr>
-              <w:t>Fundamentals</w:t>
-            </w:r>
-            <w:proofErr w:type="gramEnd"/>
-            <w:r>
-              <w:rPr>
-                <w:rFonts w:ascii="Arial" w:eastAsia="Arial" w:hAnsi="Arial" w:cs="Arial"/>
-                <w:b/>
-                <w:i/>
-              </w:rPr>
-              <w:t xml:space="preserve"> Module 1</w:t>
+              <w:t>1</w:t>
             </w:r>
           </w:p>
         </w:tc>
@@ -545,16 +517,8 @@
               <w:rPr>
                 <w:rFonts w:ascii="Arial" w:eastAsia="Arial" w:hAnsi="Arial" w:cs="Arial"/>
               </w:rPr>
-              <w:t xml:space="preserve">3. Créditos / </w:t>
-            </w:r>
-            <w:proofErr w:type="spellStart"/>
-            <w:r>
-              <w:rPr>
-                <w:rFonts w:ascii="Arial" w:eastAsia="Arial" w:hAnsi="Arial" w:cs="Arial"/>
-              </w:rPr>
-              <w:t>Credits</w:t>
-            </w:r>
-            <w:proofErr w:type="spellEnd"/>
+              <w:t>3. Créditos / Credits</w:t>
+            </w:r>
           </w:p>
         </w:tc>
         <w:tc>
@@ -638,7 +602,6 @@
               </w:rPr>
               <w:t xml:space="preserve">Aula / </w:t>
             </w:r>
-            <w:proofErr w:type="spellStart"/>
             <w:r>
               <w:rPr>
                 <w:rFonts w:ascii="Arial" w:eastAsia="Arial" w:hAnsi="Arial" w:cs="Arial"/>
@@ -647,29 +610,12 @@
               </w:rPr>
               <w:t>Lessons</w:t>
             </w:r>
-            <w:proofErr w:type="spellEnd"/>
             <w:r>
               <w:rPr>
                 <w:rFonts w:ascii="Arial" w:eastAsia="Arial" w:hAnsi="Arial" w:cs="Arial"/>
                 <w:color w:val="000000"/>
               </w:rPr>
-              <w:t xml:space="preserve"> </w:t>
-            </w:r>
-            <w:proofErr w:type="gramStart"/>
-            <w:r>
-              <w:rPr>
-                <w:rFonts w:ascii="Arial" w:eastAsia="Arial" w:hAnsi="Arial" w:cs="Arial"/>
-                <w:color w:val="000000"/>
-              </w:rPr>
-              <w:t xml:space="preserve">   (</w:t>
-            </w:r>
-            <w:proofErr w:type="gramEnd"/>
-            <w:r>
-              <w:rPr>
-                <w:rFonts w:ascii="Arial" w:eastAsia="Arial" w:hAnsi="Arial" w:cs="Arial"/>
-                <w:color w:val="000000"/>
-              </w:rPr>
-              <w:t>1 crédito = 15 h)</w:t>
+              <w:t xml:space="preserve">    (1 crédito = 15 h)</w:t>
             </w:r>
           </w:p>
         </w:tc>
@@ -789,47 +735,20 @@
               </w:rPr>
               <w:t xml:space="preserve">Trabalho / </w:t>
             </w:r>
-            <w:proofErr w:type="spellStart"/>
             <w:r>
               <w:rPr>
                 <w:rFonts w:ascii="Arial" w:eastAsia="Arial" w:hAnsi="Arial" w:cs="Arial"/>
                 <w:i/>
                 <w:color w:val="000000"/>
               </w:rPr>
-              <w:t>Assignment</w:t>
-            </w:r>
-            <w:proofErr w:type="spellEnd"/>
-            <w:r>
-              <w:rPr>
-                <w:rFonts w:ascii="Arial" w:eastAsia="Arial" w:hAnsi="Arial" w:cs="Arial"/>
-                <w:i/>
+              <w:t xml:space="preserve">Assignment   </w:t>
+            </w:r>
+            <w:r>
+              <w:rPr>
+                <w:rFonts w:ascii="Arial" w:eastAsia="Arial" w:hAnsi="Arial" w:cs="Arial"/>
                 <w:color w:val="000000"/>
               </w:rPr>
-              <w:t xml:space="preserve"> </w:t>
-            </w:r>
-            <w:proofErr w:type="gramStart"/>
-            <w:r>
-              <w:rPr>
-                <w:rFonts w:ascii="Arial" w:eastAsia="Arial" w:hAnsi="Arial" w:cs="Arial"/>
-                <w:i/>
-                <w:color w:val="000000"/>
-              </w:rPr>
-              <w:t xml:space="preserve">  </w:t>
-            </w:r>
-            <w:r>
-              <w:rPr>
-                <w:rFonts w:ascii="Arial" w:eastAsia="Arial" w:hAnsi="Arial" w:cs="Arial"/>
-                <w:color w:val="000000"/>
-              </w:rPr>
-              <w:t xml:space="preserve"> (</w:t>
-            </w:r>
-            <w:proofErr w:type="gramEnd"/>
-            <w:r>
-              <w:rPr>
-                <w:rFonts w:ascii="Arial" w:eastAsia="Arial" w:hAnsi="Arial" w:cs="Arial"/>
-                <w:color w:val="000000"/>
-              </w:rPr>
-              <w:t>1 crédito = 30 h)</w:t>
+              <w:t xml:space="preserve"> (1 crédito = 30 h)</w:t>
             </w:r>
           </w:p>
         </w:tc>
@@ -873,16 +792,8 @@
               <w:rPr>
                 <w:rFonts w:ascii="Arial" w:eastAsia="Arial" w:hAnsi="Arial" w:cs="Arial"/>
               </w:rPr>
-              <w:t xml:space="preserve">4. Vagas / </w:t>
-            </w:r>
-            <w:proofErr w:type="spellStart"/>
-            <w:r>
-              <w:rPr>
-                <w:rFonts w:ascii="Arial" w:eastAsia="Arial" w:hAnsi="Arial" w:cs="Arial"/>
-              </w:rPr>
-              <w:t>Places</w:t>
-            </w:r>
-            <w:proofErr w:type="spellEnd"/>
+              <w:t>4. Vagas / Places</w:t>
+            </w:r>
           </w:p>
         </w:tc>
         <w:tc>
@@ -972,18 +883,8 @@
                 <w:i/>
                 <w:color w:val="000000"/>
               </w:rPr>
-              <w:t xml:space="preserve">Regular </w:t>
-            </w:r>
-            <w:proofErr w:type="spellStart"/>
-            <w:r>
-              <w:rPr>
-                <w:rFonts w:ascii="Arial" w:eastAsia="Arial" w:hAnsi="Arial" w:cs="Arial"/>
-                <w:i/>
-                <w:color w:val="000000"/>
-              </w:rPr>
-              <w:t>students</w:t>
-            </w:r>
-            <w:proofErr w:type="spellEnd"/>
+              <w:t>Regular students</w:t>
+            </w:r>
           </w:p>
         </w:tc>
       </w:tr>
@@ -1102,34 +1003,14 @@
               </w:rPr>
               <w:t xml:space="preserve">Alunos especiais / </w:t>
             </w:r>
-            <w:proofErr w:type="spellStart"/>
             <w:r>
               <w:rPr>
                 <w:rFonts w:ascii="Arial" w:eastAsia="Arial" w:hAnsi="Arial" w:cs="Arial"/>
                 <w:i/>
                 <w:color w:val="000000"/>
               </w:rPr>
-              <w:t>Special</w:t>
-            </w:r>
-            <w:proofErr w:type="spellEnd"/>
-            <w:r>
-              <w:rPr>
-                <w:rFonts w:ascii="Arial" w:eastAsia="Arial" w:hAnsi="Arial" w:cs="Arial"/>
-                <w:i/>
-                <w:color w:val="000000"/>
-              </w:rPr>
-              <w:t xml:space="preserve"> regime </w:t>
-            </w:r>
-            <w:proofErr w:type="spellStart"/>
-            <w:r>
-              <w:rPr>
-                <w:rFonts w:ascii="Arial" w:eastAsia="Arial" w:hAnsi="Arial" w:cs="Arial"/>
-                <w:i/>
-                <w:color w:val="000000"/>
-              </w:rPr>
-              <w:t>students</w:t>
-            </w:r>
-            <w:proofErr w:type="spellEnd"/>
+              <w:t>Special regime students</w:t>
+            </w:r>
           </w:p>
         </w:tc>
       </w:tr>
@@ -1170,16 +1051,8 @@
               <w:rPr>
                 <w:rFonts w:ascii="Arial" w:eastAsia="Arial" w:hAnsi="Arial" w:cs="Arial"/>
               </w:rPr>
-              <w:t xml:space="preserve">5. Duração / </w:t>
-            </w:r>
-            <w:proofErr w:type="spellStart"/>
-            <w:r>
-              <w:rPr>
-                <w:rFonts w:ascii="Arial" w:eastAsia="Arial" w:hAnsi="Arial" w:cs="Arial"/>
-              </w:rPr>
-              <w:t>Duration</w:t>
-            </w:r>
-            <w:proofErr w:type="spellEnd"/>
+              <w:t>5. Duração / Duration</w:t>
+            </w:r>
           </w:p>
         </w:tc>
         <w:tc>
@@ -1260,23 +1133,13 @@
               </w:rPr>
               <w:t xml:space="preserve">(semanas / </w:t>
             </w:r>
-            <w:proofErr w:type="spellStart"/>
             <w:r>
               <w:rPr>
                 <w:rFonts w:ascii="Arial" w:eastAsia="Arial" w:hAnsi="Arial" w:cs="Arial"/>
                 <w:i/>
                 <w:color w:val="000000"/>
               </w:rPr>
-              <w:t>weeks</w:t>
-            </w:r>
-            <w:proofErr w:type="spellEnd"/>
-            <w:r>
-              <w:rPr>
-                <w:rFonts w:ascii="Arial" w:eastAsia="Arial" w:hAnsi="Arial" w:cs="Arial"/>
-                <w:i/>
-                <w:color w:val="000000"/>
-              </w:rPr>
-              <w:t>)</w:t>
+              <w:t>weeks)</w:t>
             </w:r>
           </w:p>
         </w:tc>
@@ -1318,16 +1181,8 @@
               <w:rPr>
                 <w:rFonts w:ascii="Arial" w:eastAsia="Arial" w:hAnsi="Arial" w:cs="Arial"/>
               </w:rPr>
-              <w:t xml:space="preserve">6. Tipo / </w:t>
-            </w:r>
-            <w:proofErr w:type="spellStart"/>
-            <w:r>
-              <w:rPr>
-                <w:rFonts w:ascii="Arial" w:eastAsia="Arial" w:hAnsi="Arial" w:cs="Arial"/>
-              </w:rPr>
-              <w:t>Type</w:t>
-            </w:r>
-            <w:proofErr w:type="spellEnd"/>
+              <w:t>6. Tipo / Type</w:t>
+            </w:r>
           </w:p>
         </w:tc>
         <w:tc>
@@ -1596,7 +1451,15 @@
                 <w:rFonts w:ascii="Arial" w:eastAsia="Arial" w:hAnsi="Arial" w:cs="Arial"/>
                 <w:color w:val="000000"/>
               </w:rPr>
-              <w:t>) – referente aos cursos quadrimestrais</w:t>
+              <w:t xml:space="preserve">) – referente aos cursos </w:t>
+            </w:r>
+            <w:r>
+              <w:rPr>
+                <w:rFonts w:ascii="Arial" w:eastAsia="Arial" w:hAnsi="Arial" w:cs="Arial"/>
+                <w:color w:val="000000"/>
+                <w:u w:val="single"/>
+              </w:rPr>
+              <w:t>quadrimestrais</w:t>
             </w:r>
           </w:p>
         </w:tc>
@@ -1642,6 +1505,7 @@
                 <w:rFonts w:ascii="Arial" w:eastAsia="Arial" w:hAnsi="Arial" w:cs="Arial"/>
                 <w:color w:val="000000"/>
               </w:rPr>
+              <w:lastRenderedPageBreak/>
               <w:t>8</w:t>
             </w:r>
             <w:r>
@@ -1657,7 +1521,6 @@
               </w:rPr>
               <w:t xml:space="preserve">Objetivos / </w:t>
             </w:r>
-            <w:proofErr w:type="spellStart"/>
             <w:r>
               <w:rPr>
                 <w:rFonts w:ascii="Arial" w:eastAsia="Arial" w:hAnsi="Arial" w:cs="Arial"/>
@@ -1666,7 +1529,6 @@
               </w:rPr>
               <w:t>Goals</w:t>
             </w:r>
-            <w:proofErr w:type="spellEnd"/>
           </w:p>
           <w:p>
             <w:pPr>
@@ -1744,7 +1606,7 @@
           </w:p>
           <w:p>
             <w:pPr>
-              <w:pStyle w:val="ListParagraph"/>
+              <w:pStyle w:val="PargrafodaLista"/>
               <w:widowControl/>
               <w:numPr>
                 <w:ilvl w:val="0"/>
@@ -1764,7 +1626,7 @@
           </w:p>
           <w:p>
             <w:pPr>
-              <w:pStyle w:val="ListParagraph"/>
+              <w:pStyle w:val="PargrafodaLista"/>
               <w:widowControl/>
               <w:numPr>
                 <w:ilvl w:val="0"/>
@@ -1790,7 +1652,7 @@
           </w:p>
           <w:p>
             <w:pPr>
-              <w:pStyle w:val="ListParagraph"/>
+              <w:pStyle w:val="PargrafodaLista"/>
               <w:widowControl/>
               <w:numPr>
                 <w:ilvl w:val="0"/>
@@ -1810,7 +1672,7 @@
           </w:p>
           <w:p>
             <w:pPr>
-              <w:pStyle w:val="ListParagraph"/>
+              <w:pStyle w:val="PargrafodaLista"/>
               <w:widowControl/>
               <w:numPr>
                 <w:ilvl w:val="0"/>
@@ -1830,7 +1692,7 @@
           </w:p>
           <w:p>
             <w:pPr>
-              <w:pStyle w:val="ListParagraph"/>
+              <w:pStyle w:val="PargrafodaLista"/>
               <w:widowControl/>
               <w:numPr>
                 <w:ilvl w:val="0"/>
@@ -1850,7 +1712,7 @@
           </w:p>
           <w:p>
             <w:pPr>
-              <w:pStyle w:val="ListParagraph"/>
+              <w:pStyle w:val="PargrafodaLista"/>
               <w:widowControl/>
               <w:numPr>
                 <w:ilvl w:val="0"/>
@@ -1870,7 +1732,7 @@
           </w:p>
           <w:p>
             <w:pPr>
-              <w:pStyle w:val="ListParagraph"/>
+              <w:pStyle w:val="PargrafodaLista"/>
               <w:widowControl/>
               <w:numPr>
                 <w:ilvl w:val="0"/>
@@ -1890,7 +1752,7 @@
           </w:p>
           <w:p>
             <w:pPr>
-              <w:pStyle w:val="ListParagraph"/>
+              <w:pStyle w:val="PargrafodaLista"/>
               <w:widowControl/>
               <w:numPr>
                 <w:ilvl w:val="0"/>
@@ -1910,7 +1772,7 @@
           </w:p>
           <w:p>
             <w:pPr>
-              <w:pStyle w:val="ListParagraph"/>
+              <w:pStyle w:val="PargrafodaLista"/>
               <w:widowControl/>
               <w:numPr>
                 <w:ilvl w:val="0"/>
@@ -1930,7 +1792,7 @@
           </w:p>
           <w:p>
             <w:pPr>
-              <w:pStyle w:val="ListParagraph"/>
+              <w:pStyle w:val="PargrafodaLista"/>
               <w:widowControl/>
               <w:numPr>
                 <w:ilvl w:val="0"/>
@@ -1998,16 +1860,14 @@
               </w:rPr>
               <w:t xml:space="preserve">The discipline in question focuses on developing the competencies defined for the Electronic and Computational </w:t>
             </w:r>
-            <w:proofErr w:type="spellStart"/>
-            <w:r>
-              <w:rPr>
-                <w:rFonts w:ascii="Arial" w:eastAsia="Arial" w:hAnsi="Arial" w:cs="Arial"/>
-                <w:i/>
-                <w:lang w:val="en-US"/>
-              </w:rPr>
-              <w:t>Sistems</w:t>
-            </w:r>
-            <w:proofErr w:type="spellEnd"/>
+            <w:r>
+              <w:rPr>
+                <w:rFonts w:ascii="Arial" w:eastAsia="Arial" w:hAnsi="Arial" w:cs="Arial"/>
+                <w:i/>
+                <w:lang w:val="en-US"/>
+              </w:rPr>
+              <w:t>Systems</w:t>
+            </w:r>
             <w:r>
               <w:rPr>
                 <w:rFonts w:ascii="Arial" w:eastAsia="Arial" w:hAnsi="Arial" w:cs="Arial"/>
@@ -2588,6 +2448,7 @@
                 <w:rFonts w:ascii="Arial" w:eastAsia="Arial" w:hAnsi="Arial" w:cs="Arial"/>
                 <w:b/>
               </w:rPr>
+              <w:lastRenderedPageBreak/>
               <w:t>Claudio Possani</w:t>
             </w:r>
           </w:p>
@@ -2615,17 +2476,8 @@
                 <w:rFonts w:ascii="Arial" w:eastAsia="Arial" w:hAnsi="Arial" w:cs="Arial"/>
                 <w:b/>
               </w:rPr>
-              <w:t xml:space="preserve">Nelson </w:t>
-            </w:r>
-            <w:proofErr w:type="spellStart"/>
-            <w:r>
-              <w:rPr>
-                <w:rFonts w:ascii="Arial" w:eastAsia="Arial" w:hAnsi="Arial" w:cs="Arial"/>
-                <w:b/>
-              </w:rPr>
-              <w:t>Kuhl</w:t>
-            </w:r>
-            <w:proofErr w:type="spellEnd"/>
+              <w:t>Nelson Kuhl</w:t>
+            </w:r>
           </w:p>
           <w:p>
             <w:pPr>
@@ -2730,6 +2582,7 @@
               <w:rPr>
                 <w:rFonts w:ascii="Arial" w:eastAsia="Arial" w:hAnsi="Arial" w:cs="Arial"/>
               </w:rPr>
+              <w:lastRenderedPageBreak/>
               <w:t xml:space="preserve">10. </w:t>
             </w:r>
             <w:r>
@@ -2745,19 +2598,8 @@
                 <w:i/>
                 <w:color w:val="000000"/>
               </w:rPr>
-              <w:t xml:space="preserve">Courses </w:t>
-            </w:r>
-            <w:proofErr w:type="spellStart"/>
-            <w:proofErr w:type="gramStart"/>
-            <w:r>
-              <w:rPr>
-                <w:rFonts w:ascii="Arial" w:eastAsia="Arial" w:hAnsi="Arial" w:cs="Arial"/>
-                <w:i/>
-                <w:color w:val="000000"/>
-              </w:rPr>
-              <w:t>served</w:t>
-            </w:r>
-            <w:proofErr w:type="spellEnd"/>
+              <w:t>Courses served</w:t>
+            </w:r>
             <w:r>
               <w:rPr>
                 <w:rFonts w:ascii="Arial" w:eastAsia="Arial" w:hAnsi="Arial" w:cs="Arial"/>
@@ -2771,15 +2613,7 @@
                 <w:rFonts w:ascii="Arial" w:eastAsia="Arial" w:hAnsi="Arial" w:cs="Arial"/>
                 <w:color w:val="000000"/>
               </w:rPr>
-              <w:t xml:space="preserve"> (</w:t>
-            </w:r>
-            <w:proofErr w:type="gramEnd"/>
-            <w:r>
-              <w:rPr>
-                <w:rFonts w:ascii="Arial" w:eastAsia="Arial" w:hAnsi="Arial" w:cs="Arial"/>
-                <w:color w:val="000000"/>
-              </w:rPr>
-              <w:t>fornecer código e nome – um curso por linha)</w:t>
+              <w:t xml:space="preserve"> (fornecer código e nome – um curso por linha)</w:t>
             </w:r>
           </w:p>
         </w:tc>
@@ -2866,7 +2700,7 @@
                 <w:rFonts w:ascii="Arial" w:eastAsia="Arial" w:hAnsi="Arial" w:cs="Arial"/>
                 <w:i/>
                 <w:color w:val="000000"/>
-                <w:lang w:val="en-US"/>
+                <w:lang w:val="en-GB"/>
               </w:rPr>
             </w:pPr>
             <w:r>
@@ -2874,29 +2708,9 @@
                 <w:rFonts w:ascii="Arial" w:eastAsia="Arial" w:hAnsi="Arial" w:cs="Arial"/>
                 <w:i/>
                 <w:color w:val="000000"/>
-                <w:lang w:val="en-US"/>
-              </w:rPr>
-              <w:t xml:space="preserve">Electronic and Computational </w:t>
-            </w:r>
-            <w:proofErr w:type="spellStart"/>
-            <w:r>
-              <w:rPr>
-                <w:rFonts w:ascii="Arial" w:eastAsia="Arial" w:hAnsi="Arial" w:cs="Arial"/>
-                <w:i/>
-                <w:color w:val="000000"/>
-                <w:lang w:val="en-US"/>
-              </w:rPr>
-              <w:t>Sistems</w:t>
-            </w:r>
-            <w:proofErr w:type="spellEnd"/>
-            <w:r>
-              <w:rPr>
-                <w:rFonts w:ascii="Arial" w:eastAsia="Arial" w:hAnsi="Arial" w:cs="Arial"/>
-                <w:i/>
-                <w:color w:val="000000"/>
-                <w:lang w:val="en-US"/>
-              </w:rPr>
-              <w:t xml:space="preserve"> Engineering</w:t>
+                <w:lang w:val="en-GB"/>
+              </w:rPr>
+              <w:t>Electronic and Computational Systems Engineering</w:t>
             </w:r>
           </w:p>
         </w:tc>
@@ -2940,6 +2754,7 @@
               <w:rPr>
                 <w:rFonts w:ascii="Arial" w:eastAsia="Arial" w:hAnsi="Arial" w:cs="Arial"/>
               </w:rPr>
+              <w:lastRenderedPageBreak/>
               <w:t xml:space="preserve">11. </w:t>
             </w:r>
             <w:r>
@@ -3131,7 +2946,7 @@
           </w:p>
           <w:p>
             <w:pPr>
-              <w:pStyle w:val="ListParagraph"/>
+              <w:pStyle w:val="PargrafodaLista"/>
               <w:widowControl/>
               <w:numPr>
                 <w:ilvl w:val="0"/>
@@ -3157,7 +2972,7 @@
           </w:p>
           <w:p>
             <w:pPr>
-              <w:pStyle w:val="ListParagraph"/>
+              <w:pStyle w:val="PargrafodaLista"/>
               <w:widowControl/>
               <w:numPr>
                 <w:ilvl w:val="0"/>
@@ -3183,7 +2998,7 @@
           </w:p>
           <w:p>
             <w:pPr>
-              <w:pStyle w:val="ListParagraph"/>
+              <w:pStyle w:val="PargrafodaLista"/>
               <w:widowControl/>
               <w:numPr>
                 <w:ilvl w:val="0"/>
@@ -3210,26 +3025,12 @@
               <w:rPr>
                 <w:rFonts w:ascii="Arial" w:eastAsia="Arial" w:hAnsi="Arial" w:cs="Arial"/>
               </w:rPr>
-              <w:t xml:space="preserve">erivadas: definição, interpretações geométrica e física. Regras de derivação, regra de cadeia, derivada da função inversa e derivação implícita. Aplicações. Teorema do valor médio e consequências. Regras de </w:t>
-            </w:r>
-            <w:proofErr w:type="spellStart"/>
-            <w:r>
-              <w:rPr>
-                <w:rFonts w:ascii="Arial" w:eastAsia="Arial" w:hAnsi="Arial" w:cs="Arial"/>
-              </w:rPr>
-              <w:t>L'Hospital</w:t>
-            </w:r>
-            <w:proofErr w:type="spellEnd"/>
-            <w:r>
-              <w:rPr>
-                <w:rFonts w:ascii="Arial" w:eastAsia="Arial" w:hAnsi="Arial" w:cs="Arial"/>
-              </w:rPr>
-              <w:t>. Gráficos. Resolução de problemas de Máximos e Mínimos.</w:t>
-            </w:r>
-          </w:p>
-          <w:p>
-            <w:pPr>
-              <w:pStyle w:val="ListParagraph"/>
+              <w:t>erivadas: definição, interpretações geométrica e física. Regras de derivação, regra de cadeia, derivada da função inversa e derivação implícita. Aplicações. Teorema do valor médio e consequências. Regras de L'Hospital. Gráficos. Resolução de problemas de Máximos e Mínimos.</w:t>
+            </w:r>
+          </w:p>
+          <w:p>
+            <w:pPr>
+              <w:pStyle w:val="PargrafodaLista"/>
               <w:widowControl/>
               <w:numPr>
                 <w:ilvl w:val="0"/>
@@ -3306,7 +3107,7 @@
           </w:p>
           <w:p>
             <w:pPr>
-              <w:pStyle w:val="ListParagraph"/>
+              <w:pStyle w:val="PargrafodaLista"/>
               <w:widowControl/>
               <w:numPr>
                 <w:ilvl w:val="0"/>
@@ -3332,7 +3133,7 @@
           </w:p>
           <w:p>
             <w:pPr>
-              <w:pStyle w:val="ListParagraph"/>
+              <w:pStyle w:val="PargrafodaLista"/>
               <w:widowControl/>
               <w:numPr>
                 <w:ilvl w:val="0"/>
@@ -3370,7 +3171,7 @@
           </w:p>
           <w:p>
             <w:pPr>
-              <w:pStyle w:val="ListParagraph"/>
+              <w:pStyle w:val="PargrafodaLista"/>
               <w:widowControl/>
               <w:numPr>
                 <w:ilvl w:val="0"/>
@@ -3396,7 +3197,7 @@
           </w:p>
           <w:p>
             <w:pPr>
-              <w:pStyle w:val="ListParagraph"/>
+              <w:pStyle w:val="PargrafodaLista"/>
               <w:widowControl/>
               <w:numPr>
                 <w:ilvl w:val="0"/>
@@ -3485,7 +3286,7 @@
           </w:p>
           <w:p>
             <w:pPr>
-              <w:pStyle w:val="ListParagraph"/>
+              <w:pStyle w:val="PargrafodaLista"/>
               <w:widowControl/>
               <w:numPr>
                 <w:ilvl w:val="0"/>
@@ -3517,7 +3318,7 @@
           </w:p>
           <w:p>
             <w:pPr>
-              <w:pStyle w:val="ListParagraph"/>
+              <w:pStyle w:val="PargrafodaLista"/>
               <w:widowControl/>
               <w:numPr>
                 <w:ilvl w:val="0"/>
@@ -3543,7 +3344,7 @@
           </w:p>
           <w:p>
             <w:pPr>
-              <w:pStyle w:val="ListParagraph"/>
+              <w:pStyle w:val="PargrafodaLista"/>
               <w:widowControl/>
               <w:numPr>
                 <w:ilvl w:val="0"/>
@@ -3569,7 +3370,7 @@
           </w:p>
           <w:p>
             <w:pPr>
-              <w:pStyle w:val="ListParagraph"/>
+              <w:pStyle w:val="PargrafodaLista"/>
               <w:widowControl/>
               <w:numPr>
                 <w:ilvl w:val="0"/>
@@ -3595,7 +3396,7 @@
           </w:p>
           <w:p>
             <w:pPr>
-              <w:pStyle w:val="ListParagraph"/>
+              <w:pStyle w:val="PargrafodaLista"/>
               <w:widowControl/>
               <w:pBdr>
                 <w:top w:val="nil"/>
@@ -3647,7 +3448,7 @@
           </w:p>
           <w:p>
             <w:pPr>
-              <w:pStyle w:val="ListParagraph"/>
+              <w:pStyle w:val="PargrafodaLista"/>
               <w:widowControl/>
               <w:numPr>
                 <w:ilvl w:val="0"/>
@@ -3673,7 +3474,7 @@
           </w:p>
           <w:p>
             <w:pPr>
-              <w:pStyle w:val="ListParagraph"/>
+              <w:pStyle w:val="PargrafodaLista"/>
               <w:widowControl/>
               <w:numPr>
                 <w:ilvl w:val="0"/>
@@ -3694,6 +3495,7 @@
               <w:rPr>
                 <w:rFonts w:ascii="Arial" w:eastAsia="Arial" w:hAnsi="Arial" w:cs="Arial"/>
               </w:rPr>
+              <w:lastRenderedPageBreak/>
               <w:t>Precisão finita e erros de arredondamento</w:t>
             </w:r>
           </w:p>
@@ -3788,7 +3590,7 @@
           </w:p>
           <w:p>
             <w:pPr>
-              <w:pStyle w:val="ListParagraph"/>
+              <w:pStyle w:val="PargrafodaLista"/>
               <w:widowControl/>
               <w:numPr>
                 <w:ilvl w:val="0"/>
@@ -3814,7 +3616,7 @@
           </w:p>
           <w:p>
             <w:pPr>
-              <w:pStyle w:val="ListParagraph"/>
+              <w:pStyle w:val="PargrafodaLista"/>
               <w:widowControl/>
               <w:numPr>
                 <w:ilvl w:val="0"/>
@@ -3840,7 +3642,7 @@
           </w:p>
           <w:p>
             <w:pPr>
-              <w:pStyle w:val="ListParagraph"/>
+              <w:pStyle w:val="PargrafodaLista"/>
               <w:widowControl/>
               <w:numPr>
                 <w:ilvl w:val="0"/>
@@ -3920,7 +3722,7 @@
           </w:p>
           <w:p>
             <w:pPr>
-              <w:pStyle w:val="ListParagraph"/>
+              <w:pStyle w:val="PargrafodaLista"/>
               <w:widowControl/>
               <w:numPr>
                 <w:ilvl w:val="0"/>
@@ -3964,7 +3766,7 @@
           </w:p>
           <w:p>
             <w:pPr>
-              <w:pStyle w:val="ListParagraph"/>
+              <w:pStyle w:val="PargrafodaLista"/>
               <w:widowControl/>
               <w:numPr>
                 <w:ilvl w:val="0"/>
@@ -4056,6 +3858,7 @@
                 <w:i/>
                 <w:lang w:val="en-US"/>
               </w:rPr>
+              <w:lastRenderedPageBreak/>
               <w:t>This curricular component establishes an integrated mathematical and physical foundation, enabling students to analyze and model natural phenomena through analytical and computational tools. The course begins with single-variable differential and integral calculus, linear algebra, and analytic geometry, focusing on the application of these concepts to solve optimization problems and spatial configurations. The theoretical framework is consolidated through the study of classical mechanics, emphasizing multidimensional kinematics and the static equilibrium of force systems under the perspective of Newton's Laws.</w:t>
             </w:r>
           </w:p>
@@ -4736,25 +4539,7 @@
                 <w:i/>
                 <w:lang w:val="en-US"/>
               </w:rPr>
-              <w:t xml:space="preserve">Computer Organization: Basic concepts of how computers and </w:t>
-            </w:r>
-            <w:proofErr w:type="gramStart"/>
-            <w:r>
-              <w:rPr>
-                <w:rFonts w:ascii="Arial" w:eastAsia="Arial" w:hAnsi="Arial" w:cs="Arial"/>
-                <w:i/>
-                <w:lang w:val="en-US"/>
-              </w:rPr>
-              <w:t>programs</w:t>
-            </w:r>
-            <w:proofErr w:type="gramEnd"/>
-            <w:r>
-              <w:rPr>
-                <w:rFonts w:ascii="Arial" w:eastAsia="Arial" w:hAnsi="Arial" w:cs="Arial"/>
-                <w:i/>
-                <w:lang w:val="en-US"/>
-              </w:rPr>
-              <w:t xml:space="preserve"> function.</w:t>
+              <w:t>Computer Organization: Basic concepts of how computers and programs function.</w:t>
             </w:r>
           </w:p>
           <w:p>
@@ -4778,6 +4563,7 @@
                 <w:i/>
                 <w:lang w:val="en-US"/>
               </w:rPr>
+              <w:lastRenderedPageBreak/>
               <w:t>Programming Language Concepts: Input and output (I/O); assignment, selection (conditionals), and repetition (loops) commands; arithmetic and logic expressions; logical and relational operators; scalar and structured data types; pointers.</w:t>
             </w:r>
           </w:p>
@@ -4882,6 +4668,7 @@
               <w:rPr>
                 <w:rFonts w:ascii="Arial" w:eastAsia="Arial" w:hAnsi="Arial" w:cs="Arial"/>
               </w:rPr>
+              <w:lastRenderedPageBreak/>
               <w:t xml:space="preserve">12. </w:t>
             </w:r>
             <w:r>
@@ -5051,34 +4838,14 @@
               </w:rPr>
               <w:t xml:space="preserve">Método de avaliação / </w:t>
             </w:r>
-            <w:proofErr w:type="spellStart"/>
             <w:r>
               <w:rPr>
                 <w:rFonts w:ascii="Arial" w:eastAsia="Arial" w:hAnsi="Arial" w:cs="Arial"/>
                 <w:i/>
                 <w:color w:val="000000"/>
               </w:rPr>
-              <w:t>Evaluation</w:t>
-            </w:r>
-            <w:proofErr w:type="spellEnd"/>
-            <w:r>
-              <w:rPr>
-                <w:rFonts w:ascii="Arial" w:eastAsia="Arial" w:hAnsi="Arial" w:cs="Arial"/>
-                <w:i/>
-                <w:color w:val="000000"/>
-              </w:rPr>
-              <w:t xml:space="preserve"> </w:t>
-            </w:r>
-            <w:proofErr w:type="spellStart"/>
-            <w:r>
-              <w:rPr>
-                <w:rFonts w:ascii="Arial" w:eastAsia="Arial" w:hAnsi="Arial" w:cs="Arial"/>
-                <w:i/>
-                <w:color w:val="000000"/>
-              </w:rPr>
-              <w:t>method</w:t>
-            </w:r>
-            <w:proofErr w:type="spellEnd"/>
+              <w:t>Evaluation method</w:t>
+            </w:r>
           </w:p>
         </w:tc>
       </w:tr>
@@ -5299,34 +5066,14 @@
               </w:rPr>
               <w:t xml:space="preserve">Critério de avaliação / </w:t>
             </w:r>
-            <w:proofErr w:type="spellStart"/>
             <w:r>
               <w:rPr>
                 <w:rFonts w:ascii="Arial" w:eastAsia="Arial" w:hAnsi="Arial" w:cs="Arial"/>
                 <w:i/>
                 <w:color w:val="000000"/>
               </w:rPr>
-              <w:t>Criterion</w:t>
-            </w:r>
-            <w:proofErr w:type="spellEnd"/>
-            <w:r>
-              <w:rPr>
-                <w:rFonts w:ascii="Arial" w:eastAsia="Arial" w:hAnsi="Arial" w:cs="Arial"/>
-                <w:i/>
-                <w:color w:val="000000"/>
-              </w:rPr>
-              <w:t xml:space="preserve"> for </w:t>
-            </w:r>
-            <w:proofErr w:type="spellStart"/>
-            <w:r>
-              <w:rPr>
-                <w:rFonts w:ascii="Arial" w:eastAsia="Arial" w:hAnsi="Arial" w:cs="Arial"/>
-                <w:i/>
-                <w:color w:val="000000"/>
-              </w:rPr>
-              <w:t>approval</w:t>
-            </w:r>
-            <w:proofErr w:type="spellEnd"/>
+              <w:t>Criterion for approval</w:t>
+            </w:r>
           </w:p>
         </w:tc>
       </w:tr>
@@ -5497,52 +5244,14 @@
               </w:rPr>
               <w:t xml:space="preserve">Normas de recuperação / </w:t>
             </w:r>
-            <w:proofErr w:type="spellStart"/>
             <w:r>
               <w:rPr>
                 <w:rFonts w:ascii="Arial" w:eastAsia="Arial" w:hAnsi="Arial" w:cs="Arial"/>
                 <w:i/>
                 <w:color w:val="000000"/>
               </w:rPr>
-              <w:t>Norms</w:t>
-            </w:r>
-            <w:proofErr w:type="spellEnd"/>
-            <w:r>
-              <w:rPr>
-                <w:rFonts w:ascii="Arial" w:eastAsia="Arial" w:hAnsi="Arial" w:cs="Arial"/>
-                <w:i/>
-                <w:color w:val="000000"/>
-              </w:rPr>
-              <w:t xml:space="preserve"> for </w:t>
-            </w:r>
-            <w:proofErr w:type="spellStart"/>
-            <w:r>
-              <w:rPr>
-                <w:rFonts w:ascii="Arial" w:eastAsia="Arial" w:hAnsi="Arial" w:cs="Arial"/>
-                <w:i/>
-                <w:color w:val="000000"/>
-              </w:rPr>
-              <w:t>remedial</w:t>
-            </w:r>
-            <w:proofErr w:type="spellEnd"/>
-            <w:r>
-              <w:rPr>
-                <w:rFonts w:ascii="Arial" w:eastAsia="Arial" w:hAnsi="Arial" w:cs="Arial"/>
-                <w:i/>
-                <w:color w:val="000000"/>
-              </w:rPr>
-              <w:t xml:space="preserve"> </w:t>
-            </w:r>
-            <w:proofErr w:type="spellStart"/>
-            <w:r>
-              <w:rPr>
-                <w:rFonts w:ascii="Arial" w:eastAsia="Arial" w:hAnsi="Arial" w:cs="Arial"/>
-                <w:i/>
-                <w:color w:val="000000"/>
-              </w:rPr>
-              <w:t>work</w:t>
-            </w:r>
-            <w:proofErr w:type="spellEnd"/>
+              <w:t>Norms for remedial work</w:t>
+            </w:r>
           </w:p>
         </w:tc>
       </w:tr>
@@ -5592,6 +5301,7 @@
               <w:rPr>
                 <w:rFonts w:ascii="Arial" w:eastAsia="Arial" w:hAnsi="Arial" w:cs="Arial"/>
               </w:rPr>
+              <w:lastRenderedPageBreak/>
               <w:t xml:space="preserve">O diagnóstico holístico será utilizado para identificar as competências insatisfatórias e o aluno deverá realizar atividades complementares para a reavaliação do nível de proficiência dessas competências. </w:t>
             </w:r>
           </w:p>
@@ -5693,6 +5403,7 @@
                 <w:rFonts w:ascii="Arial" w:eastAsia="Arial" w:hAnsi="Arial" w:cs="Arial"/>
                 <w:color w:val="000000"/>
               </w:rPr>
+              <w:lastRenderedPageBreak/>
               <w:t>16</w:t>
             </w:r>
             <w:r>
@@ -5708,7 +5419,6 @@
               </w:rPr>
               <w:t xml:space="preserve">Bibliografia / </w:t>
             </w:r>
-            <w:proofErr w:type="spellStart"/>
             <w:r>
               <w:rPr>
                 <w:rFonts w:ascii="Arial" w:eastAsia="Arial" w:hAnsi="Arial" w:cs="Arial"/>
@@ -5717,7 +5427,6 @@
               </w:rPr>
               <w:t>Bibliography</w:t>
             </w:r>
-            <w:proofErr w:type="spellEnd"/>
           </w:p>
           <w:p>
             <w:pPr>
@@ -5854,21 +5563,7 @@
               <w:rPr>
                 <w:rFonts w:ascii="Arial" w:eastAsia="Arial" w:hAnsi="Arial" w:cs="Arial"/>
               </w:rPr>
-              <w:t xml:space="preserve">J. STEWART, Cálculo, Vol. I, 6ª edição, </w:t>
-            </w:r>
-            <w:proofErr w:type="spellStart"/>
-            <w:r>
-              <w:rPr>
-                <w:rFonts w:ascii="Arial" w:eastAsia="Arial" w:hAnsi="Arial" w:cs="Arial"/>
-              </w:rPr>
-              <w:t>Cengage</w:t>
-            </w:r>
-            <w:proofErr w:type="spellEnd"/>
-            <w:r>
-              <w:rPr>
-                <w:rFonts w:ascii="Arial" w:eastAsia="Arial" w:hAnsi="Arial" w:cs="Arial"/>
-              </w:rPr>
-              <w:t xml:space="preserve"> Learning Edições Ltda, 2010.</w:t>
+              <w:t>J. STEWART, Cálculo, Vol. I, 6ª edição, Cengage Learning Edições Ltda, 2010.</w:t>
             </w:r>
           </w:p>
           <w:p>
@@ -5894,21 +5589,7 @@
               <w:rPr>
                 <w:rFonts w:ascii="Arial" w:eastAsia="Arial" w:hAnsi="Arial" w:cs="Arial"/>
               </w:rPr>
-              <w:t xml:space="preserve">H. GUIDORIZZI, </w:t>
-            </w:r>
-            <w:proofErr w:type="gramStart"/>
-            <w:r>
-              <w:rPr>
-                <w:rFonts w:ascii="Arial" w:eastAsia="Arial" w:hAnsi="Arial" w:cs="Arial"/>
-              </w:rPr>
-              <w:t>Um</w:t>
-            </w:r>
-            <w:proofErr w:type="gramEnd"/>
-            <w:r>
-              <w:rPr>
-                <w:rFonts w:ascii="Arial" w:eastAsia="Arial" w:hAnsi="Arial" w:cs="Arial"/>
-              </w:rPr>
-              <w:t xml:space="preserve"> curso de Cálculo, Vol. I, Livros Técnicos e Científicos, 5a edição, 2001.</w:t>
+              <w:t>H. GUIDORIZZI, Um curso de Cálculo, Vol. I, Livros Técnicos e Científicos, 5a edição, 2001.</w:t>
             </w:r>
           </w:p>
           <w:p>
@@ -6002,37 +5683,12 @@
               </w:rPr>
               <w:br/>
             </w:r>
-            <w:proofErr w:type="spellStart"/>
-            <w:r>
-              <w:rPr>
-                <w:rFonts w:ascii="Arial" w:eastAsia="Arial" w:hAnsi="Arial" w:cs="Arial"/>
-                <w:lang w:val="en-US"/>
-              </w:rPr>
-              <w:t>Álgebra</w:t>
-            </w:r>
-            <w:proofErr w:type="spellEnd"/>
-            <w:r>
-              <w:rPr>
-                <w:rFonts w:ascii="Arial" w:eastAsia="Arial" w:hAnsi="Arial" w:cs="Arial"/>
-                <w:lang w:val="en-US"/>
-              </w:rPr>
-              <w:t xml:space="preserve"> Linear, Nicholson W. Keith, 2a </w:t>
-            </w:r>
-            <w:proofErr w:type="spellStart"/>
-            <w:r>
-              <w:rPr>
-                <w:rFonts w:ascii="Arial" w:eastAsia="Arial" w:hAnsi="Arial" w:cs="Arial"/>
-                <w:lang w:val="en-US"/>
-              </w:rPr>
-              <w:t>edição</w:t>
-            </w:r>
-            <w:proofErr w:type="spellEnd"/>
-            <w:r>
-              <w:rPr>
-                <w:rFonts w:ascii="Arial" w:eastAsia="Arial" w:hAnsi="Arial" w:cs="Arial"/>
-                <w:lang w:val="en-US"/>
-              </w:rPr>
-              <w:t>, McGraw-Hill, 2006.</w:t>
+            <w:r>
+              <w:rPr>
+                <w:rFonts w:ascii="Arial" w:eastAsia="Arial" w:hAnsi="Arial" w:cs="Arial"/>
+                <w:lang w:val="en-US"/>
+              </w:rPr>
+              <w:t>Álgebra Linear, Nicholson W. Keith, 2a edição, McGraw-Hill, 2006.</w:t>
             </w:r>
             <w:r>
               <w:rPr>
@@ -6045,56 +5701,14 @@
               <w:rPr>
                 <w:rFonts w:ascii="Arial" w:eastAsia="Arial" w:hAnsi="Arial" w:cs="Arial"/>
               </w:rPr>
-              <w:t xml:space="preserve">Álgebra linear com Aplicações, Howard Anton e Chris </w:t>
-            </w:r>
-            <w:proofErr w:type="spellStart"/>
-            <w:r>
-              <w:rPr>
-                <w:rFonts w:ascii="Arial" w:eastAsia="Arial" w:hAnsi="Arial" w:cs="Arial"/>
-              </w:rPr>
-              <w:t>Rorres</w:t>
-            </w:r>
-            <w:proofErr w:type="spellEnd"/>
-            <w:r>
-              <w:rPr>
-                <w:rFonts w:ascii="Arial" w:eastAsia="Arial" w:hAnsi="Arial" w:cs="Arial"/>
-              </w:rPr>
-              <w:t>, 10o. edição. Bookman, 2012.</w:t>
+              <w:t>Álgebra linear com Aplicações, Howard Anton e Chris Rorres, 10o. edição. Bookman, 2012.</w:t>
             </w:r>
             <w:r>
               <w:rPr>
                 <w:rFonts w:ascii="Arial" w:eastAsia="Arial" w:hAnsi="Arial" w:cs="Arial"/>
               </w:rPr>
               <w:br/>
-              <w:t xml:space="preserve">Álgebra Linear e suas Aplicações, G. </w:t>
-            </w:r>
-            <w:proofErr w:type="spellStart"/>
-            <w:r>
-              <w:rPr>
-                <w:rFonts w:ascii="Arial" w:eastAsia="Arial" w:hAnsi="Arial" w:cs="Arial"/>
-              </w:rPr>
-              <w:t>Strang</w:t>
-            </w:r>
-            <w:proofErr w:type="spellEnd"/>
-            <w:r>
-              <w:rPr>
-                <w:rFonts w:ascii="Arial" w:eastAsia="Arial" w:hAnsi="Arial" w:cs="Arial"/>
-              </w:rPr>
-              <w:t xml:space="preserve">, Ed. </w:t>
-            </w:r>
-            <w:proofErr w:type="spellStart"/>
-            <w:r>
-              <w:rPr>
-                <w:rFonts w:ascii="Arial" w:eastAsia="Arial" w:hAnsi="Arial" w:cs="Arial"/>
-              </w:rPr>
-              <w:t>Cengage</w:t>
-            </w:r>
-            <w:proofErr w:type="spellEnd"/>
-            <w:r>
-              <w:rPr>
-                <w:rFonts w:ascii="Arial" w:eastAsia="Arial" w:hAnsi="Arial" w:cs="Arial"/>
-              </w:rPr>
-              <w:t xml:space="preserve"> Learning, 4a. edição, 2010.</w:t>
+              <w:t>Álgebra Linear e suas Aplicações, G. Strang, Ed. Cengage Learning, 4a. edição, 2010.</w:t>
             </w:r>
             <w:r>
               <w:rPr>
@@ -6108,21 +5722,7 @@
                 <w:rFonts w:ascii="Arial" w:eastAsia="Arial" w:hAnsi="Arial" w:cs="Arial"/>
               </w:rPr>
               <w:br/>
-              <w:t xml:space="preserve">Álgebra Linear com Aplicações, C. C. </w:t>
-            </w:r>
-            <w:proofErr w:type="spellStart"/>
-            <w:r>
-              <w:rPr>
-                <w:rFonts w:ascii="Arial" w:eastAsia="Arial" w:hAnsi="Arial" w:cs="Arial"/>
-              </w:rPr>
-              <w:t>Callioli</w:t>
-            </w:r>
-            <w:proofErr w:type="spellEnd"/>
-            <w:r>
-              <w:rPr>
-                <w:rFonts w:ascii="Arial" w:eastAsia="Arial" w:hAnsi="Arial" w:cs="Arial"/>
-              </w:rPr>
-              <w:t>, H. Domingues, R. C. F. Costa, Ed. Atual, 6a. edição.</w:t>
+              <w:t>Álgebra Linear com Aplicações, C. C. Callioli, H. Domingues, R. C. F. Costa, Ed. Atual, 6a. edição.</w:t>
             </w:r>
           </w:p>
           <w:p>
@@ -6194,35 +5794,7 @@
               <w:rPr>
                 <w:rFonts w:ascii="Arial" w:eastAsia="Arial" w:hAnsi="Arial" w:cs="Arial"/>
               </w:rPr>
-              <w:t xml:space="preserve">A.P. </w:t>
-            </w:r>
-            <w:proofErr w:type="spellStart"/>
-            <w:r>
-              <w:rPr>
-                <w:rFonts w:ascii="Arial" w:eastAsia="Arial" w:hAnsi="Arial" w:cs="Arial"/>
-              </w:rPr>
-              <w:t>French</w:t>
-            </w:r>
-            <w:proofErr w:type="spellEnd"/>
-            <w:r>
-              <w:rPr>
-                <w:rFonts w:ascii="Arial" w:eastAsia="Arial" w:hAnsi="Arial" w:cs="Arial"/>
-              </w:rPr>
-              <w:t xml:space="preserve">, Mecânica Newtoniana, Curso de Física do MIT, volume 3, Ed. </w:t>
-            </w:r>
-            <w:proofErr w:type="spellStart"/>
-            <w:r>
-              <w:rPr>
-                <w:rFonts w:ascii="Arial" w:eastAsia="Arial" w:hAnsi="Arial" w:cs="Arial"/>
-              </w:rPr>
-              <w:t>Reverté</w:t>
-            </w:r>
-            <w:proofErr w:type="spellEnd"/>
-            <w:r>
-              <w:rPr>
-                <w:rFonts w:ascii="Arial" w:eastAsia="Arial" w:hAnsi="Arial" w:cs="Arial"/>
-              </w:rPr>
-              <w:t>, 2006;</w:t>
+              <w:t>A.P. French, Mecânica Newtoniana, Curso de Física do MIT, volume 3, Ed. Reverté, 2006;</w:t>
             </w:r>
           </w:p>
           <w:p>
@@ -6248,21 +5820,7 @@
               <w:rPr>
                 <w:rFonts w:ascii="Arial" w:eastAsia="Arial" w:hAnsi="Arial" w:cs="Arial"/>
               </w:rPr>
-              <w:t xml:space="preserve">H.M. </w:t>
-            </w:r>
-            <w:proofErr w:type="spellStart"/>
-            <w:r>
-              <w:rPr>
-                <w:rFonts w:ascii="Arial" w:eastAsia="Arial" w:hAnsi="Arial" w:cs="Arial"/>
-              </w:rPr>
-              <w:t>Nussenzveig</w:t>
-            </w:r>
-            <w:proofErr w:type="spellEnd"/>
-            <w:r>
-              <w:rPr>
-                <w:rFonts w:ascii="Arial" w:eastAsia="Arial" w:hAnsi="Arial" w:cs="Arial"/>
-              </w:rPr>
-              <w:t>, Mecânica, Curso de Física Básica, vol. I.;</w:t>
+              <w:t>H.M. Nussenzveig, Mecânica, Curso de Física Básica, vol. I.;</w:t>
             </w:r>
           </w:p>
           <w:p>
@@ -6288,35 +5846,7 @@
               <w:rPr>
                 <w:rFonts w:ascii="Arial" w:eastAsia="Arial" w:hAnsi="Arial" w:cs="Arial"/>
               </w:rPr>
-              <w:t xml:space="preserve">R.A. </w:t>
-            </w:r>
-            <w:proofErr w:type="spellStart"/>
-            <w:r>
-              <w:rPr>
-                <w:rFonts w:ascii="Arial" w:eastAsia="Arial" w:hAnsi="Arial" w:cs="Arial"/>
-              </w:rPr>
-              <w:t>Serway</w:t>
-            </w:r>
-            <w:proofErr w:type="spellEnd"/>
-            <w:r>
-              <w:rPr>
-                <w:rFonts w:ascii="Arial" w:eastAsia="Arial" w:hAnsi="Arial" w:cs="Arial"/>
-              </w:rPr>
-              <w:t xml:space="preserve">, </w:t>
-            </w:r>
-            <w:proofErr w:type="gramStart"/>
-            <w:r>
-              <w:rPr>
-                <w:rFonts w:ascii="Arial" w:eastAsia="Arial" w:hAnsi="Arial" w:cs="Arial"/>
-              </w:rPr>
-              <w:t>Física</w:t>
-            </w:r>
-            <w:proofErr w:type="gramEnd"/>
-            <w:r>
-              <w:rPr>
-                <w:rFonts w:ascii="Arial" w:eastAsia="Arial" w:hAnsi="Arial" w:cs="Arial"/>
-              </w:rPr>
-              <w:t xml:space="preserve"> 1, 3a Edição, 1996.</w:t>
+              <w:t>R.A. Serway, Física 1, 3a Edição, 1996.</w:t>
             </w:r>
           </w:p>
           <w:p>
@@ -6384,47 +5914,11 @@
                 <w:rFonts w:ascii="Arial" w:eastAsia="Arial" w:hAnsi="Arial" w:cs="Arial"/>
               </w:rPr>
             </w:pPr>
-            <w:proofErr w:type="spellStart"/>
-            <w:r>
-              <w:rPr>
-                <w:rFonts w:ascii="Arial" w:eastAsia="Arial" w:hAnsi="Arial" w:cs="Arial"/>
-              </w:rPr>
-              <w:t>Burden</w:t>
-            </w:r>
-            <w:proofErr w:type="spellEnd"/>
-            <w:r>
-              <w:rPr>
-                <w:rFonts w:ascii="Arial" w:eastAsia="Arial" w:hAnsi="Arial" w:cs="Arial"/>
-              </w:rPr>
-              <w:t xml:space="preserve"> &amp; </w:t>
-            </w:r>
-            <w:proofErr w:type="spellStart"/>
-            <w:r>
-              <w:rPr>
-                <w:rFonts w:ascii="Arial" w:eastAsia="Arial" w:hAnsi="Arial" w:cs="Arial"/>
-              </w:rPr>
-              <w:t>Faires</w:t>
-            </w:r>
-            <w:proofErr w:type="spellEnd"/>
-            <w:r>
-              <w:rPr>
-                <w:rFonts w:ascii="Arial" w:eastAsia="Arial" w:hAnsi="Arial" w:cs="Arial"/>
-              </w:rPr>
-              <w:t xml:space="preserve">, Análise Numérica, </w:t>
-            </w:r>
-            <w:proofErr w:type="spellStart"/>
-            <w:r>
-              <w:rPr>
-                <w:rFonts w:ascii="Arial" w:eastAsia="Arial" w:hAnsi="Arial" w:cs="Arial"/>
-              </w:rPr>
-              <w:t>Cengage</w:t>
-            </w:r>
-            <w:proofErr w:type="spellEnd"/>
-            <w:r>
-              <w:rPr>
-                <w:rFonts w:ascii="Arial" w:eastAsia="Arial" w:hAnsi="Arial" w:cs="Arial"/>
-              </w:rPr>
-              <w:t xml:space="preserve"> Learning, 7th ed., 2008. </w:t>
+            <w:r>
+              <w:rPr>
+                <w:rFonts w:ascii="Arial" w:eastAsia="Arial" w:hAnsi="Arial" w:cs="Arial"/>
+              </w:rPr>
+              <w:t xml:space="preserve">Burden &amp; Faires, Análise Numérica, Cengage Learning, 7th ed., 2008. </w:t>
             </w:r>
           </w:p>
           <w:p>
@@ -6446,33 +5940,11 @@
                 <w:rFonts w:ascii="Arial" w:eastAsia="Arial" w:hAnsi="Arial" w:cs="Arial"/>
               </w:rPr>
             </w:pPr>
-            <w:proofErr w:type="spellStart"/>
-            <w:r>
-              <w:rPr>
-                <w:rFonts w:ascii="Arial" w:eastAsia="Arial" w:hAnsi="Arial" w:cs="Arial"/>
-              </w:rPr>
-              <w:t>Chapra</w:t>
-            </w:r>
-            <w:proofErr w:type="spellEnd"/>
-            <w:r>
-              <w:rPr>
-                <w:rFonts w:ascii="Arial" w:eastAsia="Arial" w:hAnsi="Arial" w:cs="Arial"/>
-              </w:rPr>
-              <w:t xml:space="preserve"> &amp; Canale, Métodos Numéricos para Engenharia, 12th ed., </w:t>
-            </w:r>
-            <w:proofErr w:type="spellStart"/>
-            <w:r>
-              <w:rPr>
-                <w:rFonts w:ascii="Arial" w:eastAsia="Arial" w:hAnsi="Arial" w:cs="Arial"/>
-              </w:rPr>
-              <w:t>McGrawHill</w:t>
-            </w:r>
-            <w:proofErr w:type="spellEnd"/>
-            <w:r>
-              <w:rPr>
-                <w:rFonts w:ascii="Arial" w:eastAsia="Arial" w:hAnsi="Arial" w:cs="Arial"/>
-              </w:rPr>
-              <w:t xml:space="preserve"> 2009.</w:t>
+            <w:r>
+              <w:rPr>
+                <w:rFonts w:ascii="Arial" w:eastAsia="Arial" w:hAnsi="Arial" w:cs="Arial"/>
+              </w:rPr>
+              <w:t>Chapra &amp; Canale, Métodos Numéricos para Engenharia, 12th ed., McGrawHill 2009.</w:t>
             </w:r>
           </w:p>
           <w:p>
@@ -6512,11 +5984,13 @@
               <w:jc w:val="both"/>
               <w:rPr>
                 <w:rFonts w:ascii="Arial" w:eastAsia="Arial" w:hAnsi="Arial" w:cs="Arial"/>
-              </w:rPr>
-            </w:pPr>
-            <w:r>
-              <w:rPr>
-                <w:rFonts w:ascii="Arial" w:eastAsia="Arial" w:hAnsi="Arial" w:cs="Arial"/>
+                <w:lang w:val="en-GB"/>
+              </w:rPr>
+            </w:pPr>
+            <w:r>
+              <w:rPr>
+                <w:rFonts w:ascii="Arial" w:eastAsia="Arial" w:hAnsi="Arial" w:cs="Arial"/>
+                <w:lang w:val="en-GB"/>
               </w:rPr>
               <w:t>Computação:</w:t>
             </w:r>
@@ -6545,23 +6019,7 @@
                 <w:rFonts w:ascii="Arial" w:eastAsia="Arial" w:hAnsi="Arial" w:cs="Arial"/>
                 <w:lang w:val="en-US"/>
               </w:rPr>
-              <w:t xml:space="preserve">A.B. Downey, "Think </w:t>
-            </w:r>
-            <w:proofErr w:type="spellStart"/>
-            <w:r>
-              <w:rPr>
-                <w:rFonts w:ascii="Arial" w:eastAsia="Arial" w:hAnsi="Arial" w:cs="Arial"/>
-                <w:lang w:val="en-US"/>
-              </w:rPr>
-              <w:t>Phynton</w:t>
-            </w:r>
-            <w:proofErr w:type="spellEnd"/>
-            <w:r>
-              <w:rPr>
-                <w:rFonts w:ascii="Arial" w:eastAsia="Arial" w:hAnsi="Arial" w:cs="Arial"/>
-                <w:lang w:val="en-US"/>
-              </w:rPr>
-              <w:t xml:space="preserve">: How to Think Like a Computer Scientist", O'Reilly, 2012. </w:t>
+              <w:t xml:space="preserve">A.B. Downey, "Think Phynton: How to Think Like a Computer Scientist", O'Reilly, 2012. </w:t>
             </w:r>
             <w:r>
               <w:rPr>
@@ -6574,212 +6032,28 @@
               <w:rPr>
                 <w:rFonts w:ascii="Arial" w:eastAsia="Arial" w:hAnsi="Arial" w:cs="Arial"/>
               </w:rPr>
-              <w:t xml:space="preserve">B.W. </w:t>
-            </w:r>
-            <w:proofErr w:type="spellStart"/>
-            <w:r>
-              <w:rPr>
-                <w:rFonts w:ascii="Arial" w:eastAsia="Arial" w:hAnsi="Arial" w:cs="Arial"/>
-              </w:rPr>
-              <w:t>Kernighan</w:t>
-            </w:r>
-            <w:proofErr w:type="spellEnd"/>
-            <w:r>
-              <w:rPr>
-                <w:rFonts w:ascii="Arial" w:eastAsia="Arial" w:hAnsi="Arial" w:cs="Arial"/>
-              </w:rPr>
-              <w:t xml:space="preserve">, D.M. Ritchie, "A Linguagem de Programação C, padrão ANSI", Campus, 1990. </w:t>
+              <w:t xml:space="preserve">B.W. Kernighan, D.M. Ritchie, "A Linguagem de Programação C, padrão ANSI", Campus, 1990. </w:t>
             </w:r>
             <w:r>
               <w:rPr>
                 <w:rFonts w:ascii="Arial" w:eastAsia="Arial" w:hAnsi="Arial" w:cs="Arial"/>
               </w:rPr>
               <w:br/>
-              <w:t xml:space="preserve">V. </w:t>
-            </w:r>
-            <w:proofErr w:type="spellStart"/>
-            <w:r>
-              <w:rPr>
-                <w:rFonts w:ascii="Arial" w:eastAsia="Arial" w:hAnsi="Arial" w:cs="Arial"/>
-              </w:rPr>
-              <w:t>Setzer</w:t>
-            </w:r>
-            <w:proofErr w:type="spellEnd"/>
-            <w:r>
-              <w:rPr>
-                <w:rFonts w:ascii="Arial" w:eastAsia="Arial" w:hAnsi="Arial" w:cs="Arial"/>
-              </w:rPr>
-              <w:t xml:space="preserve">, R. </w:t>
-            </w:r>
-            <w:proofErr w:type="spellStart"/>
-            <w:r>
-              <w:rPr>
-                <w:rFonts w:ascii="Arial" w:eastAsia="Arial" w:hAnsi="Arial" w:cs="Arial"/>
-              </w:rPr>
-              <w:t>Terada</w:t>
-            </w:r>
-            <w:proofErr w:type="spellEnd"/>
-            <w:r>
-              <w:rPr>
-                <w:rFonts w:ascii="Arial" w:eastAsia="Arial" w:hAnsi="Arial" w:cs="Arial"/>
-              </w:rPr>
-              <w:t xml:space="preserve">, "Introdução à Computação e à Construção de Algoritmos", McGraw-Hill, 1991. </w:t>
+              <w:t xml:space="preserve">V. Setzer, R. Terada, "Introdução à Computação e à Construção de Algoritmos", McGraw-Hill, 1991. </w:t>
             </w:r>
             <w:r>
               <w:rPr>
                 <w:rFonts w:ascii="Arial" w:eastAsia="Arial" w:hAnsi="Arial" w:cs="Arial"/>
               </w:rPr>
               <w:br/>
-              <w:t xml:space="preserve">B. Miller, D. </w:t>
-            </w:r>
-            <w:proofErr w:type="spellStart"/>
-            <w:r>
-              <w:rPr>
-                <w:rFonts w:ascii="Arial" w:eastAsia="Arial" w:hAnsi="Arial" w:cs="Arial"/>
-              </w:rPr>
-              <w:t>Ranum</w:t>
-            </w:r>
-            <w:proofErr w:type="spellEnd"/>
-            <w:r>
-              <w:rPr>
-                <w:rFonts w:ascii="Arial" w:eastAsia="Arial" w:hAnsi="Arial" w:cs="Arial"/>
-              </w:rPr>
-              <w:t xml:space="preserve">, </w:t>
-            </w:r>
-            <w:proofErr w:type="spellStart"/>
-            <w:proofErr w:type="gramStart"/>
-            <w:r>
-              <w:rPr>
-                <w:rFonts w:ascii="Arial" w:eastAsia="Arial" w:hAnsi="Arial" w:cs="Arial"/>
-              </w:rPr>
-              <w:t>J.Elkner</w:t>
-            </w:r>
-            <w:proofErr w:type="spellEnd"/>
-            <w:proofErr w:type="gramEnd"/>
-            <w:r>
-              <w:rPr>
-                <w:rFonts w:ascii="Arial" w:eastAsia="Arial" w:hAnsi="Arial" w:cs="Arial"/>
-              </w:rPr>
-              <w:t xml:space="preserve">, P. </w:t>
-            </w:r>
-            <w:proofErr w:type="spellStart"/>
-            <w:r>
-              <w:rPr>
-                <w:rFonts w:ascii="Arial" w:eastAsia="Arial" w:hAnsi="Arial" w:cs="Arial"/>
-              </w:rPr>
-              <w:t>Wentworth</w:t>
-            </w:r>
-            <w:proofErr w:type="spellEnd"/>
-            <w:r>
-              <w:rPr>
-                <w:rFonts w:ascii="Arial" w:eastAsia="Arial" w:hAnsi="Arial" w:cs="Arial"/>
-              </w:rPr>
-              <w:t>, A.B. Downey, C. Meyers, D. Mitchell, "</w:t>
-            </w:r>
-            <w:proofErr w:type="spellStart"/>
-            <w:r>
-              <w:rPr>
-                <w:rFonts w:ascii="Arial" w:eastAsia="Arial" w:hAnsi="Arial" w:cs="Arial"/>
-              </w:rPr>
-              <w:t>How</w:t>
-            </w:r>
-            <w:proofErr w:type="spellEnd"/>
-            <w:r>
-              <w:rPr>
-                <w:rFonts w:ascii="Arial" w:eastAsia="Arial" w:hAnsi="Arial" w:cs="Arial"/>
-              </w:rPr>
-              <w:t xml:space="preserve"> </w:t>
-            </w:r>
-            <w:proofErr w:type="spellStart"/>
-            <w:r>
-              <w:rPr>
-                <w:rFonts w:ascii="Arial" w:eastAsia="Arial" w:hAnsi="Arial" w:cs="Arial"/>
-              </w:rPr>
-              <w:t>to</w:t>
-            </w:r>
-            <w:proofErr w:type="spellEnd"/>
-            <w:r>
-              <w:rPr>
-                <w:rFonts w:ascii="Arial" w:eastAsia="Arial" w:hAnsi="Arial" w:cs="Arial"/>
-              </w:rPr>
-              <w:t xml:space="preserve"> </w:t>
-            </w:r>
-            <w:proofErr w:type="spellStart"/>
-            <w:r>
-              <w:rPr>
-                <w:rFonts w:ascii="Arial" w:eastAsia="Arial" w:hAnsi="Arial" w:cs="Arial"/>
-              </w:rPr>
-              <w:t>Think</w:t>
-            </w:r>
-            <w:proofErr w:type="spellEnd"/>
-            <w:r>
-              <w:rPr>
-                <w:rFonts w:ascii="Arial" w:eastAsia="Arial" w:hAnsi="Arial" w:cs="Arial"/>
-              </w:rPr>
-              <w:t xml:space="preserve"> Like a Computer </w:t>
-            </w:r>
-            <w:proofErr w:type="spellStart"/>
-            <w:r>
-              <w:rPr>
-                <w:rFonts w:ascii="Arial" w:eastAsia="Arial" w:hAnsi="Arial" w:cs="Arial"/>
-              </w:rPr>
-              <w:t>Scientist</w:t>
-            </w:r>
-            <w:proofErr w:type="spellEnd"/>
-            <w:r>
-              <w:rPr>
-                <w:rFonts w:ascii="Arial" w:eastAsia="Arial" w:hAnsi="Arial" w:cs="Arial"/>
-              </w:rPr>
-              <w:t xml:space="preserve">: </w:t>
-            </w:r>
-            <w:proofErr w:type="spellStart"/>
-            <w:r>
-              <w:rPr>
-                <w:rFonts w:ascii="Arial" w:eastAsia="Arial" w:hAnsi="Arial" w:cs="Arial"/>
-              </w:rPr>
-              <w:t>Interactive</w:t>
-            </w:r>
-            <w:proofErr w:type="spellEnd"/>
-            <w:r>
-              <w:rPr>
-                <w:rFonts w:ascii="Arial" w:eastAsia="Arial" w:hAnsi="Arial" w:cs="Arial"/>
-              </w:rPr>
-              <w:t xml:space="preserve"> </w:t>
-            </w:r>
-            <w:proofErr w:type="spellStart"/>
-            <w:r>
-              <w:rPr>
-                <w:rFonts w:ascii="Arial" w:eastAsia="Arial" w:hAnsi="Arial" w:cs="Arial"/>
-              </w:rPr>
-              <w:t>Edition</w:t>
-            </w:r>
-            <w:proofErr w:type="spellEnd"/>
-            <w:r>
-              <w:rPr>
-                <w:rFonts w:ascii="Arial" w:eastAsia="Arial" w:hAnsi="Arial" w:cs="Arial"/>
-              </w:rPr>
-              <w:t xml:space="preserve">", http://interactivepython.org/ </w:t>
+              <w:t xml:space="preserve">B. Miller, D. Ranum, J.Elkner, P. Wentworth, A.B. Downey, C. Meyers, D. Mitchell, "How to Think Like a Computer Scientist: Interactive Edition", http://interactivepython.org/ </w:t>
             </w:r>
             <w:r>
               <w:rPr>
                 <w:rFonts w:ascii="Arial" w:eastAsia="Arial" w:hAnsi="Arial" w:cs="Arial"/>
               </w:rPr>
               <w:br/>
-              <w:t xml:space="preserve">C.H. </w:t>
-            </w:r>
-            <w:proofErr w:type="spellStart"/>
-            <w:r>
-              <w:rPr>
-                <w:rFonts w:ascii="Arial" w:eastAsia="Arial" w:hAnsi="Arial" w:cs="Arial"/>
-              </w:rPr>
-              <w:t>Morimoto</w:t>
-            </w:r>
-            <w:proofErr w:type="spellEnd"/>
-            <w:r>
-              <w:rPr>
-                <w:rFonts w:ascii="Arial" w:eastAsia="Arial" w:hAnsi="Arial" w:cs="Arial"/>
-              </w:rPr>
-              <w:t>, R. F. Hashimoto, "Introdução a Ciência da Computação em C", Publicação do Departamento de Ciência da Computação, IME-USP, 2012.</w:t>
+              <w:t>C.H. Morimoto, R. F. Hashimoto, "Introdução a Ciência da Computação em C", Publicação do Departamento de Ciência da Computação, IME-USP, 2012.</w:t>
             </w:r>
           </w:p>
           <w:p>
@@ -6861,6 +6135,7 @@
               <w:rPr>
                 <w:rFonts w:ascii="Arial" w:eastAsia="Arial" w:hAnsi="Arial" w:cs="Arial"/>
                 <w:i/>
+                <w:lang w:val="en-GB"/>
               </w:rPr>
             </w:pPr>
             <w:r>
@@ -6875,104 +6150,9 @@
               <w:rPr>
                 <w:rFonts w:ascii="Arial" w:eastAsia="Arial" w:hAnsi="Arial" w:cs="Arial"/>
                 <w:i/>
-              </w:rPr>
-              <w:t xml:space="preserve">Some </w:t>
-            </w:r>
-            <w:proofErr w:type="spellStart"/>
-            <w:r>
-              <w:rPr>
-                <w:rFonts w:ascii="Arial" w:eastAsia="Arial" w:hAnsi="Arial" w:cs="Arial"/>
-                <w:i/>
-              </w:rPr>
-              <w:t>of</w:t>
-            </w:r>
-            <w:proofErr w:type="spellEnd"/>
-            <w:r>
-              <w:rPr>
-                <w:rFonts w:ascii="Arial" w:eastAsia="Arial" w:hAnsi="Arial" w:cs="Arial"/>
-                <w:i/>
-              </w:rPr>
-              <w:t xml:space="preserve"> </w:t>
-            </w:r>
-            <w:proofErr w:type="spellStart"/>
-            <w:r>
-              <w:rPr>
-                <w:rFonts w:ascii="Arial" w:eastAsia="Arial" w:hAnsi="Arial" w:cs="Arial"/>
-                <w:i/>
-              </w:rPr>
-              <w:t>the</w:t>
-            </w:r>
-            <w:proofErr w:type="spellEnd"/>
-            <w:r>
-              <w:rPr>
-                <w:rFonts w:ascii="Arial" w:eastAsia="Arial" w:hAnsi="Arial" w:cs="Arial"/>
-                <w:i/>
-              </w:rPr>
-              <w:t xml:space="preserve"> </w:t>
-            </w:r>
-            <w:proofErr w:type="spellStart"/>
-            <w:r>
-              <w:rPr>
-                <w:rFonts w:ascii="Arial" w:eastAsia="Arial" w:hAnsi="Arial" w:cs="Arial"/>
-                <w:i/>
-              </w:rPr>
-              <w:t>references</w:t>
-            </w:r>
-            <w:proofErr w:type="spellEnd"/>
-            <w:r>
-              <w:rPr>
-                <w:rFonts w:ascii="Arial" w:eastAsia="Arial" w:hAnsi="Arial" w:cs="Arial"/>
-                <w:i/>
-              </w:rPr>
-              <w:t xml:space="preserve"> </w:t>
-            </w:r>
-            <w:proofErr w:type="spellStart"/>
-            <w:r>
-              <w:rPr>
-                <w:rFonts w:ascii="Arial" w:eastAsia="Arial" w:hAnsi="Arial" w:cs="Arial"/>
-                <w:i/>
-              </w:rPr>
-              <w:t>to</w:t>
-            </w:r>
-            <w:proofErr w:type="spellEnd"/>
-            <w:r>
-              <w:rPr>
-                <w:rFonts w:ascii="Arial" w:eastAsia="Arial" w:hAnsi="Arial" w:cs="Arial"/>
-                <w:i/>
-              </w:rPr>
-              <w:t xml:space="preserve"> </w:t>
-            </w:r>
-            <w:proofErr w:type="spellStart"/>
-            <w:r>
-              <w:rPr>
-                <w:rFonts w:ascii="Arial" w:eastAsia="Arial" w:hAnsi="Arial" w:cs="Arial"/>
-                <w:i/>
-              </w:rPr>
-              <w:t>be</w:t>
-            </w:r>
-            <w:proofErr w:type="spellEnd"/>
-            <w:r>
-              <w:rPr>
-                <w:rFonts w:ascii="Arial" w:eastAsia="Arial" w:hAnsi="Arial" w:cs="Arial"/>
-                <w:i/>
-              </w:rPr>
-              <w:t xml:space="preserve"> </w:t>
-            </w:r>
-            <w:proofErr w:type="spellStart"/>
-            <w:r>
-              <w:rPr>
-                <w:rFonts w:ascii="Arial" w:eastAsia="Arial" w:hAnsi="Arial" w:cs="Arial"/>
-                <w:i/>
-              </w:rPr>
-              <w:t>utilized</w:t>
-            </w:r>
-            <w:proofErr w:type="spellEnd"/>
-            <w:r>
-              <w:rPr>
-                <w:rFonts w:ascii="Arial" w:eastAsia="Arial" w:hAnsi="Arial" w:cs="Arial"/>
-                <w:i/>
-              </w:rPr>
-              <w:t xml:space="preserve"> are:</w:t>
+                <w:lang w:val="en-GB"/>
+              </w:rPr>
+              <w:t>Some of the references to be utilized are:</w:t>
             </w:r>
           </w:p>
           <w:p>
@@ -7119,35 +6299,7 @@
               <w:rPr>
                 <w:rFonts w:ascii="Arial" w:eastAsia="Arial" w:hAnsi="Arial" w:cs="Arial"/>
               </w:rPr>
-              <w:t xml:space="preserve">GUIDORIZZI, H. Um Curso de Cálculo (A </w:t>
-            </w:r>
-            <w:proofErr w:type="spellStart"/>
-            <w:r>
-              <w:rPr>
-                <w:rFonts w:ascii="Arial" w:eastAsia="Arial" w:hAnsi="Arial" w:cs="Arial"/>
-              </w:rPr>
-              <w:t>Course</w:t>
-            </w:r>
-            <w:proofErr w:type="spellEnd"/>
-            <w:r>
-              <w:rPr>
-                <w:rFonts w:ascii="Arial" w:eastAsia="Arial" w:hAnsi="Arial" w:cs="Arial"/>
-              </w:rPr>
-              <w:t xml:space="preserve"> in </w:t>
-            </w:r>
-            <w:proofErr w:type="spellStart"/>
-            <w:r>
-              <w:rPr>
-                <w:rFonts w:ascii="Arial" w:eastAsia="Arial" w:hAnsi="Arial" w:cs="Arial"/>
-              </w:rPr>
-              <w:t>Calculus</w:t>
-            </w:r>
-            <w:proofErr w:type="spellEnd"/>
-            <w:r>
-              <w:rPr>
-                <w:rFonts w:ascii="Arial" w:eastAsia="Arial" w:hAnsi="Arial" w:cs="Arial"/>
-              </w:rPr>
-              <w:t xml:space="preserve">), Vol. </w:t>
+              <w:t xml:space="preserve">GUIDORIZZI, H. Um Curso de Cálculo (A Course in Calculus), Vol. </w:t>
             </w:r>
             <w:r>
               <w:rPr>
@@ -7220,55 +6372,15 @@
               </w:tabs>
               <w:rPr>
                 <w:rFonts w:ascii="Arial" w:eastAsia="Arial" w:hAnsi="Arial" w:cs="Arial"/>
-              </w:rPr>
-            </w:pPr>
-            <w:r>
-              <w:rPr>
-                <w:rFonts w:ascii="Arial" w:eastAsia="Arial" w:hAnsi="Arial" w:cs="Arial"/>
-              </w:rPr>
-              <w:t>CAMARGO, I.; BOULOS, P. Geometria Analítica: Um Tratamento Vetorial (</w:t>
-            </w:r>
-            <w:proofErr w:type="spellStart"/>
-            <w:r>
-              <w:rPr>
-                <w:rFonts w:ascii="Arial" w:eastAsia="Arial" w:hAnsi="Arial" w:cs="Arial"/>
-              </w:rPr>
-              <w:t>Analytic</w:t>
-            </w:r>
-            <w:proofErr w:type="spellEnd"/>
-            <w:r>
-              <w:rPr>
-                <w:rFonts w:ascii="Arial" w:eastAsia="Arial" w:hAnsi="Arial" w:cs="Arial"/>
-              </w:rPr>
-              <w:t xml:space="preserve"> </w:t>
-            </w:r>
-            <w:proofErr w:type="spellStart"/>
-            <w:r>
-              <w:rPr>
-                <w:rFonts w:ascii="Arial" w:eastAsia="Arial" w:hAnsi="Arial" w:cs="Arial"/>
-              </w:rPr>
-              <w:t>Geometry</w:t>
-            </w:r>
-            <w:proofErr w:type="spellEnd"/>
-            <w:r>
-              <w:rPr>
-                <w:rFonts w:ascii="Arial" w:eastAsia="Arial" w:hAnsi="Arial" w:cs="Arial"/>
-              </w:rPr>
-              <w:t xml:space="preserve">: A Vector Approach), 3rd </w:t>
-            </w:r>
-            <w:proofErr w:type="spellStart"/>
-            <w:r>
-              <w:rPr>
-                <w:rFonts w:ascii="Arial" w:eastAsia="Arial" w:hAnsi="Arial" w:cs="Arial"/>
-              </w:rPr>
-              <w:t>Edition</w:t>
-            </w:r>
-            <w:proofErr w:type="spellEnd"/>
-            <w:r>
-              <w:rPr>
-                <w:rFonts w:ascii="Arial" w:eastAsia="Arial" w:hAnsi="Arial" w:cs="Arial"/>
-              </w:rPr>
-              <w:t>, Prentice Hall, 2005.</w:t>
+                <w:lang w:val="en-GB"/>
+              </w:rPr>
+            </w:pPr>
+            <w:r>
+              <w:rPr>
+                <w:rFonts w:ascii="Arial" w:eastAsia="Arial" w:hAnsi="Arial" w:cs="Arial"/>
+                <w:lang w:val="en-GB"/>
+              </w:rPr>
+              <w:t>CAMARGO, I.; BOULOS, P. Geometria Analítica: Um Tratamento Vetorial (Analytic Geometry: A Vector Approach), 3rd Edition, Prentice Hall, 2005.</w:t>
             </w:r>
           </w:p>
           <w:p>
@@ -7376,6 +6488,7 @@
                 <w:rFonts w:ascii="Arial" w:eastAsia="Arial" w:hAnsi="Arial" w:cs="Arial"/>
                 <w:lang w:val="en-US"/>
               </w:rPr>
+              <w:lastRenderedPageBreak/>
               <w:t>LAY, D. C. Linear Algebra and Its Applications, 2nd Edition, Pearson (LTC), 1999.</w:t>
             </w:r>
           </w:p>
@@ -7403,55 +6516,7 @@
                 <w:rFonts w:ascii="Arial" w:eastAsia="Arial" w:hAnsi="Arial" w:cs="Arial"/>
                 <w:lang w:val="en-US"/>
               </w:rPr>
-              <w:t xml:space="preserve">CALLIOLI, C. C.; DOMINGUES, H.; COSTA, R. C. F. </w:t>
-            </w:r>
-            <w:proofErr w:type="spellStart"/>
-            <w:r>
-              <w:rPr>
-                <w:rFonts w:ascii="Arial" w:eastAsia="Arial" w:hAnsi="Arial" w:cs="Arial"/>
-                <w:lang w:val="en-US"/>
-              </w:rPr>
-              <w:t>Álgebra</w:t>
-            </w:r>
-            <w:proofErr w:type="spellEnd"/>
-            <w:r>
-              <w:rPr>
-                <w:rFonts w:ascii="Arial" w:eastAsia="Arial" w:hAnsi="Arial" w:cs="Arial"/>
-                <w:lang w:val="en-US"/>
-              </w:rPr>
-              <w:t xml:space="preserve"> Linear com </w:t>
-            </w:r>
-            <w:proofErr w:type="spellStart"/>
-            <w:r>
-              <w:rPr>
-                <w:rFonts w:ascii="Arial" w:eastAsia="Arial" w:hAnsi="Arial" w:cs="Arial"/>
-                <w:lang w:val="en-US"/>
-              </w:rPr>
-              <w:t>Aplicações</w:t>
-            </w:r>
-            <w:proofErr w:type="spellEnd"/>
-            <w:r>
-              <w:rPr>
-                <w:rFonts w:ascii="Arial" w:eastAsia="Arial" w:hAnsi="Arial" w:cs="Arial"/>
-                <w:lang w:val="en-US"/>
-              </w:rPr>
-              <w:t xml:space="preserve"> (Linear Algebra with Applications), 6th Edition, Editora </w:t>
-            </w:r>
-            <w:proofErr w:type="spellStart"/>
-            <w:r>
-              <w:rPr>
-                <w:rFonts w:ascii="Arial" w:eastAsia="Arial" w:hAnsi="Arial" w:cs="Arial"/>
-                <w:lang w:val="en-US"/>
-              </w:rPr>
-              <w:t>Atual</w:t>
-            </w:r>
-            <w:proofErr w:type="spellEnd"/>
-            <w:r>
-              <w:rPr>
-                <w:rFonts w:ascii="Arial" w:eastAsia="Arial" w:hAnsi="Arial" w:cs="Arial"/>
-                <w:lang w:val="en-US"/>
-              </w:rPr>
-              <w:t>.</w:t>
+              <w:t>CALLIOLI, C. C.; DOMINGUES, H.; COSTA, R. C. F. Álgebra Linear com Aplicações (Linear Algebra with Applications), 6th Edition, Editora Atual.</w:t>
             </w:r>
           </w:p>
           <w:p>
@@ -7525,23 +6590,7 @@
                 <w:rFonts w:ascii="Arial" w:eastAsia="Arial" w:hAnsi="Arial" w:cs="Arial"/>
                 <w:lang w:val="en-US"/>
               </w:rPr>
-              <w:t xml:space="preserve">FRENCH, A. P. Newtonian Mechanics (The MIT Introductory Physics Series), W. W. Norton &amp; Company / </w:t>
-            </w:r>
-            <w:proofErr w:type="spellStart"/>
-            <w:r>
-              <w:rPr>
-                <w:rFonts w:ascii="Arial" w:eastAsia="Arial" w:hAnsi="Arial" w:cs="Arial"/>
-                <w:lang w:val="en-US"/>
-              </w:rPr>
-              <w:t>Reverté</w:t>
-            </w:r>
-            <w:proofErr w:type="spellEnd"/>
-            <w:r>
-              <w:rPr>
-                <w:rFonts w:ascii="Arial" w:eastAsia="Arial" w:hAnsi="Arial" w:cs="Arial"/>
-                <w:lang w:val="en-US"/>
-              </w:rPr>
-              <w:t>, 2006.</w:t>
+              <w:t>FRENCH, A. P. Newtonian Mechanics (The MIT Introductory Physics Series), W. W. Norton &amp; Company / Reverté, 2006.</w:t>
             </w:r>
           </w:p>
           <w:p>
@@ -7566,50 +6615,9 @@
             <w:r>
               <w:rPr>
                 <w:rFonts w:ascii="Arial" w:eastAsia="Arial" w:hAnsi="Arial" w:cs="Arial"/>
-              </w:rPr>
-              <w:t xml:space="preserve">NUSSENZVEIG, H. M. Curso de Física Básica: Mecânica (Basic </w:t>
-            </w:r>
-            <w:proofErr w:type="spellStart"/>
-            <w:r>
-              <w:rPr>
-                <w:rFonts w:ascii="Arial" w:eastAsia="Arial" w:hAnsi="Arial" w:cs="Arial"/>
-              </w:rPr>
-              <w:t>Physics</w:t>
-            </w:r>
-            <w:proofErr w:type="spellEnd"/>
-            <w:r>
-              <w:rPr>
-                <w:rFonts w:ascii="Arial" w:eastAsia="Arial" w:hAnsi="Arial" w:cs="Arial"/>
-              </w:rPr>
-              <w:t xml:space="preserve"> </w:t>
-            </w:r>
-            <w:proofErr w:type="spellStart"/>
-            <w:r>
-              <w:rPr>
-                <w:rFonts w:ascii="Arial" w:eastAsia="Arial" w:hAnsi="Arial" w:cs="Arial"/>
-              </w:rPr>
-              <w:t>Course</w:t>
-            </w:r>
-            <w:proofErr w:type="spellEnd"/>
-            <w:r>
-              <w:rPr>
-                <w:rFonts w:ascii="Arial" w:eastAsia="Arial" w:hAnsi="Arial" w:cs="Arial"/>
-              </w:rPr>
-              <w:t xml:space="preserve">: </w:t>
-            </w:r>
-            <w:proofErr w:type="spellStart"/>
-            <w:r>
-              <w:rPr>
-                <w:rFonts w:ascii="Arial" w:eastAsia="Arial" w:hAnsi="Arial" w:cs="Arial"/>
-              </w:rPr>
-              <w:t>Mechanics</w:t>
-            </w:r>
-            <w:proofErr w:type="spellEnd"/>
-            <w:r>
-              <w:rPr>
-                <w:rFonts w:ascii="Arial" w:eastAsia="Arial" w:hAnsi="Arial" w:cs="Arial"/>
-              </w:rPr>
-              <w:t xml:space="preserve">), Vol. </w:t>
+                <w:lang w:val="en-GB"/>
+              </w:rPr>
+              <w:t xml:space="preserve">NUSSENZVEIG, H. M. Curso de Física Básica: Mecânica (Basic Physics Course: Mechanics), Vol. </w:t>
             </w:r>
             <w:r>
               <w:rPr>
@@ -7870,91 +6878,7 @@
               <w:rPr>
                 <w:rFonts w:ascii="Arial" w:eastAsia="Arial" w:hAnsi="Arial" w:cs="Arial"/>
               </w:rPr>
-              <w:t>SETZER, V.; TERADA, R. Introdução à Computação e à Construção de Algoritmos (</w:t>
-            </w:r>
-            <w:proofErr w:type="spellStart"/>
-            <w:r>
-              <w:rPr>
-                <w:rFonts w:ascii="Arial" w:eastAsia="Arial" w:hAnsi="Arial" w:cs="Arial"/>
-              </w:rPr>
-              <w:t>Introduction</w:t>
-            </w:r>
-            <w:proofErr w:type="spellEnd"/>
-            <w:r>
-              <w:rPr>
-                <w:rFonts w:ascii="Arial" w:eastAsia="Arial" w:hAnsi="Arial" w:cs="Arial"/>
-              </w:rPr>
-              <w:t xml:space="preserve"> </w:t>
-            </w:r>
-            <w:proofErr w:type="spellStart"/>
-            <w:r>
-              <w:rPr>
-                <w:rFonts w:ascii="Arial" w:eastAsia="Arial" w:hAnsi="Arial" w:cs="Arial"/>
-              </w:rPr>
-              <w:t>to</w:t>
-            </w:r>
-            <w:proofErr w:type="spellEnd"/>
-            <w:r>
-              <w:rPr>
-                <w:rFonts w:ascii="Arial" w:eastAsia="Arial" w:hAnsi="Arial" w:cs="Arial"/>
-              </w:rPr>
-              <w:t xml:space="preserve"> </w:t>
-            </w:r>
-            <w:proofErr w:type="spellStart"/>
-            <w:r>
-              <w:rPr>
-                <w:rFonts w:ascii="Arial" w:eastAsia="Arial" w:hAnsi="Arial" w:cs="Arial"/>
-              </w:rPr>
-              <w:t>Computing</w:t>
-            </w:r>
-            <w:proofErr w:type="spellEnd"/>
-            <w:r>
-              <w:rPr>
-                <w:rFonts w:ascii="Arial" w:eastAsia="Arial" w:hAnsi="Arial" w:cs="Arial"/>
-              </w:rPr>
-              <w:t xml:space="preserve"> </w:t>
-            </w:r>
-            <w:proofErr w:type="spellStart"/>
-            <w:r>
-              <w:rPr>
-                <w:rFonts w:ascii="Arial" w:eastAsia="Arial" w:hAnsi="Arial" w:cs="Arial"/>
-              </w:rPr>
-              <w:t>and</w:t>
-            </w:r>
-            <w:proofErr w:type="spellEnd"/>
-            <w:r>
-              <w:rPr>
-                <w:rFonts w:ascii="Arial" w:eastAsia="Arial" w:hAnsi="Arial" w:cs="Arial"/>
-              </w:rPr>
-              <w:t xml:space="preserve"> </w:t>
-            </w:r>
-            <w:proofErr w:type="spellStart"/>
-            <w:r>
-              <w:rPr>
-                <w:rFonts w:ascii="Arial" w:eastAsia="Arial" w:hAnsi="Arial" w:cs="Arial"/>
-              </w:rPr>
-              <w:t>Algorithm</w:t>
-            </w:r>
-            <w:proofErr w:type="spellEnd"/>
-            <w:r>
-              <w:rPr>
-                <w:rFonts w:ascii="Arial" w:eastAsia="Arial" w:hAnsi="Arial" w:cs="Arial"/>
-              </w:rPr>
-              <w:t xml:space="preserve"> </w:t>
-            </w:r>
-            <w:proofErr w:type="spellStart"/>
-            <w:r>
-              <w:rPr>
-                <w:rFonts w:ascii="Arial" w:eastAsia="Arial" w:hAnsi="Arial" w:cs="Arial"/>
-              </w:rPr>
-              <w:t>Construction</w:t>
-            </w:r>
-            <w:proofErr w:type="spellEnd"/>
-            <w:r>
-              <w:rPr>
-                <w:rFonts w:ascii="Arial" w:eastAsia="Arial" w:hAnsi="Arial" w:cs="Arial"/>
-              </w:rPr>
-              <w:t>), McGraw-Hill, 1991.</w:t>
+              <w:t>SETZER, V.; TERADA, R. Introdução à Computação e à Construção de Algoritmos (Introduction to Computing and Algorithm Construction), McGraw-Hill, 1991.</w:t>
             </w:r>
           </w:p>
           <w:p>
@@ -8013,35 +6937,7 @@
               <w:rPr>
                 <w:rFonts w:ascii="Arial" w:eastAsia="Arial" w:hAnsi="Arial" w:cs="Arial"/>
               </w:rPr>
-              <w:t>MORIMOTO, C. H.; HASHIMOTO, R. F. Introdução à Ciência da Computação em C (</w:t>
-            </w:r>
-            <w:proofErr w:type="spellStart"/>
-            <w:r>
-              <w:rPr>
-                <w:rFonts w:ascii="Arial" w:eastAsia="Arial" w:hAnsi="Arial" w:cs="Arial"/>
-              </w:rPr>
-              <w:t>Introduction</w:t>
-            </w:r>
-            <w:proofErr w:type="spellEnd"/>
-            <w:r>
-              <w:rPr>
-                <w:rFonts w:ascii="Arial" w:eastAsia="Arial" w:hAnsi="Arial" w:cs="Arial"/>
-              </w:rPr>
-              <w:t xml:space="preserve"> </w:t>
-            </w:r>
-            <w:proofErr w:type="spellStart"/>
-            <w:r>
-              <w:rPr>
-                <w:rFonts w:ascii="Arial" w:eastAsia="Arial" w:hAnsi="Arial" w:cs="Arial"/>
-              </w:rPr>
-              <w:t>to</w:t>
-            </w:r>
-            <w:proofErr w:type="spellEnd"/>
-            <w:r>
-              <w:rPr>
-                <w:rFonts w:ascii="Arial" w:eastAsia="Arial" w:hAnsi="Arial" w:cs="Arial"/>
-              </w:rPr>
-              <w:t xml:space="preserve"> Computer Science in C), IME-USP, 2012.</w:t>
+              <w:t>MORIMOTO, C. H.; HASHIMOTO, R. F. Introdução à Ciência da Computação em C (Introduction to Computer Science in C), IME-USP, 2012.</w:t>
             </w:r>
           </w:p>
         </w:tc>
@@ -11050,7 +9946,7 @@
     <w:name w:val="Normal"/>
     <w:qFormat/>
   </w:style>
-  <w:style w:type="paragraph" w:styleId="Heading1">
+  <w:style w:type="paragraph" w:styleId="Ttulo1">
     <w:name w:val="heading 1"/>
     <w:basedOn w:val="Normal"/>
     <w:next w:val="Normal"/>
@@ -11075,7 +9971,7 @@
       <w:szCs w:val="32"/>
     </w:rPr>
   </w:style>
-  <w:style w:type="paragraph" w:styleId="Heading2">
+  <w:style w:type="paragraph" w:styleId="Ttulo2">
     <w:name w:val="heading 2"/>
     <w:basedOn w:val="Normal"/>
     <w:next w:val="Normal"/>
@@ -11105,7 +10001,7 @@
       <w:szCs w:val="28"/>
     </w:rPr>
   </w:style>
-  <w:style w:type="paragraph" w:styleId="Heading3">
+  <w:style w:type="paragraph" w:styleId="Ttulo3">
     <w:name w:val="heading 3"/>
     <w:basedOn w:val="Normal"/>
     <w:next w:val="Normal"/>
@@ -11134,7 +10030,7 @@
       <w:szCs w:val="26"/>
     </w:rPr>
   </w:style>
-  <w:style w:type="paragraph" w:styleId="Heading4">
+  <w:style w:type="paragraph" w:styleId="Ttulo4">
     <w:name w:val="heading 4"/>
     <w:basedOn w:val="Normal"/>
     <w:next w:val="Normal"/>
@@ -11162,7 +10058,7 @@
       <w:szCs w:val="28"/>
     </w:rPr>
   </w:style>
-  <w:style w:type="paragraph" w:styleId="Heading5">
+  <w:style w:type="paragraph" w:styleId="Ttulo5">
     <w:name w:val="heading 5"/>
     <w:basedOn w:val="Normal"/>
     <w:next w:val="Normal"/>
@@ -11194,7 +10090,7 @@
       <w:szCs w:val="26"/>
     </w:rPr>
   </w:style>
-  <w:style w:type="paragraph" w:styleId="Heading6">
+  <w:style w:type="paragraph" w:styleId="Ttulo6">
     <w:name w:val="heading 6"/>
     <w:basedOn w:val="Normal"/>
     <w:next w:val="Normal"/>
@@ -11220,12 +10116,12 @@
       <w:color w:val="000000"/>
     </w:rPr>
   </w:style>
-  <w:style w:type="character" w:default="1" w:styleId="DefaultParagraphFont">
+  <w:style w:type="character" w:default="1" w:styleId="Fontepargpadro">
     <w:name w:val="Default Paragraph Font"/>
     <w:uiPriority w:val="1"/>
     <w:unhideWhenUsed/>
   </w:style>
-  <w:style w:type="table" w:default="1" w:styleId="TableNormal">
+  <w:style w:type="table" w:default="1" w:styleId="Tabelanormal">
     <w:name w:val="Normal Table"/>
     <w:uiPriority w:val="99"/>
     <w:semiHidden/>
@@ -11240,13 +10136,13 @@
       </w:tblCellMar>
     </w:tblPr>
   </w:style>
-  <w:style w:type="numbering" w:default="1" w:styleId="NoList">
+  <w:style w:type="numbering" w:default="1" w:styleId="Semlista">
     <w:name w:val="No List"/>
     <w:uiPriority w:val="99"/>
     <w:semiHidden/>
     <w:unhideWhenUsed/>
   </w:style>
-  <w:style w:type="table" w:customStyle="1" w:styleId="TableNormal0">
+  <w:style w:type="table" w:customStyle="1" w:styleId="TableNormal">
     <w:name w:val="TableNormal"/>
     <w:tblPr>
       <w:tblCellMar>
@@ -11257,7 +10153,7 @@
       </w:tblCellMar>
     </w:tblPr>
   </w:style>
-  <w:style w:type="paragraph" w:styleId="Title">
+  <w:style w:type="paragraph" w:styleId="Ttulo">
     <w:name w:val="Title"/>
     <w:basedOn w:val="Normal"/>
     <w:next w:val="Normal"/>
@@ -11274,7 +10170,7 @@
       <w:szCs w:val="72"/>
     </w:rPr>
   </w:style>
-  <w:style w:type="table" w:customStyle="1" w:styleId="TableNormal1">
+  <w:style w:type="table" w:customStyle="1" w:styleId="TableNormal0">
     <w:name w:val="TableNormal"/>
     <w:tblPr>
       <w:tblCellMar>
@@ -11286,7 +10182,7 @@
     </w:tblPr>
   </w:style>
   <w:style w:type="table" w:customStyle="1" w:styleId="a">
-    <w:basedOn w:val="TableNormal1"/>
+    <w:basedOn w:val="TableNormal0"/>
     <w:tblPr>
       <w:tblStyleRowBandSize w:val="1"/>
       <w:tblStyleColBandSize w:val="1"/>
@@ -11297,7 +10193,7 @@
     </w:tblPr>
   </w:style>
   <w:style w:type="table" w:customStyle="1" w:styleId="a0">
-    <w:basedOn w:val="TableNormal1"/>
+    <w:basedOn w:val="TableNormal0"/>
     <w:tblPr>
       <w:tblStyleRowBandSize w:val="1"/>
       <w:tblStyleColBandSize w:val="1"/>
@@ -11307,10 +10203,10 @@
       </w:tblCellMar>
     </w:tblPr>
   </w:style>
-  <w:style w:type="paragraph" w:styleId="Header">
+  <w:style w:type="paragraph" w:styleId="Cabealho">
     <w:name w:val="header"/>
     <w:basedOn w:val="Normal"/>
-    <w:link w:val="HeaderChar"/>
+    <w:link w:val="CabealhoChar"/>
     <w:uiPriority w:val="99"/>
     <w:unhideWhenUsed/>
     <w:rsid w:val="000B01D1"/>
@@ -11321,17 +10217,17 @@
       </w:tabs>
     </w:pPr>
   </w:style>
-  <w:style w:type="character" w:customStyle="1" w:styleId="HeaderChar">
-    <w:name w:val="Header Char"/>
-    <w:basedOn w:val="DefaultParagraphFont"/>
-    <w:link w:val="Header"/>
+  <w:style w:type="character" w:customStyle="1" w:styleId="CabealhoChar">
+    <w:name w:val="Cabeçalho Char"/>
+    <w:basedOn w:val="Fontepargpadro"/>
+    <w:link w:val="Cabealho"/>
     <w:uiPriority w:val="99"/>
     <w:rsid w:val="000B01D1"/>
   </w:style>
-  <w:style w:type="paragraph" w:styleId="Footer">
+  <w:style w:type="paragraph" w:styleId="Rodap">
     <w:name w:val="footer"/>
     <w:basedOn w:val="Normal"/>
-    <w:link w:val="FooterChar"/>
+    <w:link w:val="RodapChar"/>
     <w:uiPriority w:val="99"/>
     <w:unhideWhenUsed/>
     <w:rsid w:val="000B01D1"/>
@@ -11342,14 +10238,14 @@
       </w:tabs>
     </w:pPr>
   </w:style>
-  <w:style w:type="character" w:customStyle="1" w:styleId="FooterChar">
-    <w:name w:val="Footer Char"/>
-    <w:basedOn w:val="DefaultParagraphFont"/>
-    <w:link w:val="Footer"/>
+  <w:style w:type="character" w:customStyle="1" w:styleId="RodapChar">
+    <w:name w:val="Rodapé Char"/>
+    <w:basedOn w:val="Fontepargpadro"/>
+    <w:link w:val="Rodap"/>
     <w:uiPriority w:val="99"/>
     <w:rsid w:val="000B01D1"/>
   </w:style>
-  <w:style w:type="paragraph" w:styleId="Subtitle">
+  <w:style w:type="paragraph" w:styleId="Subttulo">
     <w:name w:val="Subtitle"/>
     <w:basedOn w:val="Normal"/>
     <w:next w:val="Normal"/>
@@ -11369,7 +10265,7 @@
     </w:rPr>
   </w:style>
   <w:style w:type="table" w:customStyle="1" w:styleId="a1">
-    <w:basedOn w:val="TableNormal1"/>
+    <w:basedOn w:val="TableNormal0"/>
     <w:tblPr>
       <w:tblStyleRowBandSize w:val="1"/>
       <w:tblStyleColBandSize w:val="1"/>
@@ -11380,7 +10276,7 @@
     </w:tblPr>
   </w:style>
   <w:style w:type="table" w:customStyle="1" w:styleId="a2">
-    <w:basedOn w:val="TableNormal1"/>
+    <w:basedOn w:val="TableNormal0"/>
     <w:tblPr>
       <w:tblStyleRowBandSize w:val="1"/>
       <w:tblStyleColBandSize w:val="1"/>
@@ -11390,7 +10286,7 @@
       </w:tblCellMar>
     </w:tblPr>
   </w:style>
-  <w:style w:type="paragraph" w:styleId="ListParagraph">
+  <w:style w:type="paragraph" w:styleId="PargrafodaLista">
     <w:name w:val="List Paragraph"/>
     <w:basedOn w:val="Normal"/>
     <w:uiPriority w:val="34"/>
@@ -11401,9 +10297,9 @@
       <w:contextualSpacing/>
     </w:pPr>
   </w:style>
-  <w:style w:type="character" w:styleId="CommentReference">
+  <w:style w:type="character" w:styleId="Refdecomentrio">
     <w:name w:val="annotation reference"/>
-    <w:basedOn w:val="DefaultParagraphFont"/>
+    <w:basedOn w:val="Fontepargpadro"/>
     <w:uiPriority w:val="99"/>
     <w:semiHidden/>
     <w:unhideWhenUsed/>
@@ -11413,28 +10309,28 @@
       <w:szCs w:val="16"/>
     </w:rPr>
   </w:style>
-  <w:style w:type="paragraph" w:styleId="CommentText">
+  <w:style w:type="paragraph" w:styleId="Textodecomentrio">
     <w:name w:val="annotation text"/>
     <w:basedOn w:val="Normal"/>
-    <w:link w:val="CommentTextChar"/>
+    <w:link w:val="TextodecomentrioChar"/>
     <w:uiPriority w:val="99"/>
     <w:semiHidden/>
     <w:unhideWhenUsed/>
     <w:rsid w:val="00950074"/>
   </w:style>
-  <w:style w:type="character" w:customStyle="1" w:styleId="CommentTextChar">
-    <w:name w:val="Comment Text Char"/>
-    <w:basedOn w:val="DefaultParagraphFont"/>
-    <w:link w:val="CommentText"/>
+  <w:style w:type="character" w:customStyle="1" w:styleId="TextodecomentrioChar">
+    <w:name w:val="Texto de comentário Char"/>
+    <w:basedOn w:val="Fontepargpadro"/>
+    <w:link w:val="Textodecomentrio"/>
     <w:uiPriority w:val="99"/>
     <w:semiHidden/>
     <w:rsid w:val="00950074"/>
   </w:style>
-  <w:style w:type="paragraph" w:styleId="CommentSubject">
+  <w:style w:type="paragraph" w:styleId="Assuntodocomentrio">
     <w:name w:val="annotation subject"/>
-    <w:basedOn w:val="CommentText"/>
-    <w:next w:val="CommentText"/>
-    <w:link w:val="CommentSubjectChar"/>
+    <w:basedOn w:val="Textodecomentrio"/>
+    <w:next w:val="Textodecomentrio"/>
+    <w:link w:val="AssuntodocomentrioChar"/>
     <w:uiPriority w:val="99"/>
     <w:semiHidden/>
     <w:unhideWhenUsed/>
@@ -11444,10 +10340,10 @@
       <w:bCs/>
     </w:rPr>
   </w:style>
-  <w:style w:type="character" w:customStyle="1" w:styleId="CommentSubjectChar">
-    <w:name w:val="Comment Subject Char"/>
-    <w:basedOn w:val="CommentTextChar"/>
-    <w:link w:val="CommentSubject"/>
+  <w:style w:type="character" w:customStyle="1" w:styleId="AssuntodocomentrioChar">
+    <w:name w:val="Assunto do comentário Char"/>
+    <w:basedOn w:val="TextodecomentrioChar"/>
+    <w:link w:val="Assuntodocomentrio"/>
     <w:uiPriority w:val="99"/>
     <w:semiHidden/>
     <w:rsid w:val="00950074"/>
